--- a/TK1_Technical_Report.docx
+++ b/TK1_Technical_Report.docx
@@ -827,7 +827,17 @@
     </w:p>
     <w:p>
       <w:r>
-        <w:t>$$T_{ij} = \Pr(X_{k+1} = j \mid X_k = i) \ge 0, \quad \forall i, j \in \{1, \dots, N\}$$</w:t>
+        <w:t>$$</w:t>
+      </w:r>
+    </w:p>
+    <w:p>
+      <w:r>
+        <w:t>T_{ij} = \Pr(X_{k+1} = j \mid X_k = i) \ge 0, \quad \forall i, j \in \{1, \dots, N\}</w:t>
+      </w:r>
+    </w:p>
+    <w:p>
+      <w:r>
+        <w:t>$$</w:t>
       </w:r>
     </w:p>
     <w:p>
@@ -846,7 +856,17 @@
     </w:p>
     <w:p>
       <w:r>
-        <w:t>$$\sum_{j=1}^N T_{ij} = 1, \quad \forall i \in \{1, \dots, N\}$$</w:t>
+        <w:t>$$</w:t>
+      </w:r>
+    </w:p>
+    <w:p>
+      <w:r>
+        <w:t>\sum_{j=1}^N T_{ij} = 1, \quad \forall i \in \{1, \dots, N\}</w:t>
+      </w:r>
+    </w:p>
+    <w:p>
+      <w:r>
+        <w:t>$$</w:t>
       </w:r>
     </w:p>
     <w:p>
@@ -1075,21 +1095,23 @@
         <w:tblLook w:firstColumn="1" w:firstRow="1" w:lastColumn="0" w:lastRow="0" w:noHBand="0" w:noVBand="1" w:val="04A0"/>
       </w:tblPr>
       <w:tblGrid>
-        <w:gridCol w:w="903"/>
-        <w:gridCol w:w="903"/>
-        <w:gridCol w:w="903"/>
-        <w:gridCol w:w="903"/>
-        <w:gridCol w:w="903"/>
-        <w:gridCol w:w="903"/>
-        <w:gridCol w:w="903"/>
-        <w:gridCol w:w="903"/>
-        <w:gridCol w:w="903"/>
-        <w:gridCol w:w="903"/>
+        <w:gridCol w:w="752"/>
+        <w:gridCol w:w="752"/>
+        <w:gridCol w:w="752"/>
+        <w:gridCol w:w="752"/>
+        <w:gridCol w:w="752"/>
+        <w:gridCol w:w="752"/>
+        <w:gridCol w:w="752"/>
+        <w:gridCol w:w="752"/>
+        <w:gridCol w:w="752"/>
+        <w:gridCol w:w="752"/>
+        <w:gridCol w:w="752"/>
+        <w:gridCol w:w="752"/>
       </w:tblGrid>
       <w:tr>
         <w:tc>
           <w:tcPr>
-            <w:tcW w:type="dxa" w:w="903"/>
+            <w:tcW w:type="dxa" w:w="752"/>
             <w:shd w:fill="EAECEE"/>
           </w:tcPr>
           <w:p>
@@ -1101,13 +1123,13 @@
                 <w:b/>
                 <w:sz w:val="19"/>
               </w:rPr>
-              <w:t>Ukuran N</w:t>
+              <w:t>UkuranN</w:t>
             </w:r>
           </w:p>
         </w:tc>
         <w:tc>
           <w:tcPr>
-            <w:tcW w:type="dxa" w:w="903"/>
+            <w:tcW w:type="dxa" w:w="752"/>
             <w:shd w:fill="EAECEE"/>
           </w:tcPr>
           <w:p>
@@ -1125,7 +1147,7 @@
         </w:tc>
         <w:tc>
           <w:tcPr>
-            <w:tcW w:type="dxa" w:w="903"/>
+            <w:tcW w:type="dxa" w:w="752"/>
             <w:shd w:fill="EAECEE"/>
           </w:tcPr>
           <w:p>
@@ -1143,7 +1165,7 @@
         </w:tc>
         <w:tc>
           <w:tcPr>
-            <w:tcW w:type="dxa" w:w="903"/>
+            <w:tcW w:type="dxa" w:w="752"/>
             <w:shd w:fill="EAECEE"/>
           </w:tcPr>
           <w:p>
@@ -1155,13 +1177,13 @@
                 <w:b/>
                 <w:sz w:val="19"/>
               </w:rPr>
-              <w:t xml:space="preserve">Maks Galat Baris </w:t>
+              <w:t>Maks Galat Baris</w:t>
             </w:r>
           </w:p>
         </w:tc>
         <w:tc>
           <w:tcPr>
-            <w:tcW w:type="dxa" w:w="903"/>
+            <w:tcW w:type="dxa" w:w="752"/>
             <w:shd w:fill="EAECEE"/>
           </w:tcPr>
           <w:p>
@@ -1179,7 +1201,7 @@
         </w:tc>
         <w:tc>
           <w:tcPr>
-            <w:tcW w:type="dxa" w:w="903"/>
+            <w:tcW w:type="dxa" w:w="752"/>
             <w:shd w:fill="EAECEE"/>
           </w:tcPr>
           <w:p>
@@ -1196,7 +1218,7 @@
         </w:tc>
         <w:tc>
           <w:tcPr>
-            <w:tcW w:type="dxa" w:w="903"/>
+            <w:tcW w:type="dxa" w:w="752"/>
             <w:shd w:fill="EAECEE"/>
           </w:tcPr>
           <w:p>
@@ -1214,7 +1236,7 @@
         </w:tc>
         <w:tc>
           <w:tcPr>
-            <w:tcW w:type="dxa" w:w="903"/>
+            <w:tcW w:type="dxa" w:w="752"/>
             <w:shd w:fill="EAECEE"/>
           </w:tcPr>
           <w:p>
@@ -1232,7 +1254,7 @@
         </w:tc>
         <w:tc>
           <w:tcPr>
-            <w:tcW w:type="dxa" w:w="903"/>
+            <w:tcW w:type="dxa" w:w="752"/>
             <w:shd w:fill="EAECEE"/>
           </w:tcPr>
           <w:p>
@@ -1244,13 +1266,13 @@
                 <w:b/>
                 <w:sz w:val="19"/>
               </w:rPr>
-              <w:t>Multiplisitas \lambda = 1</w:t>
+              <w:t>Multiplisitas\lambda = 1</w:t>
             </w:r>
           </w:p>
         </w:tc>
         <w:tc>
           <w:tcPr>
-            <w:tcW w:type="dxa" w:w="903"/>
+            <w:tcW w:type="dxa" w:w="752"/>
             <w:shd w:fill="EAECEE"/>
           </w:tcPr>
           <w:p>
@@ -1262,15 +1284,49 @@
                 <w:b/>
                 <w:sz w:val="19"/>
               </w:rPr>
-              <w:t>Status Ketunggalan \pi</w:t>
+              <w:t>Status Ketunggalan\pi</w:t>
             </w:r>
           </w:p>
         </w:tc>
+        <w:tc>
+          <w:tcPr>
+            <w:tcW w:type="dxa" w:w="752"/>
+            <w:shd w:fill="EAECEE"/>
+          </w:tcPr>
+          <w:p>
+            <w:pPr>
+              <w:spacing w:after="40" w:before="40"/>
+            </w:pPr>
+            <w:r>
+              <w:rPr>
+                <w:b/>
+                <w:sz w:val="19"/>
+              </w:rPr>
+            </w:r>
+          </w:p>
+        </w:tc>
+        <w:tc>
+          <w:tcPr>
+            <w:tcW w:type="dxa" w:w="752"/>
+            <w:shd w:fill="EAECEE"/>
+          </w:tcPr>
+          <w:p>
+            <w:pPr>
+              <w:spacing w:after="40" w:before="40"/>
+            </w:pPr>
+            <w:r>
+              <w:rPr>
+                <w:b/>
+                <w:sz w:val="19"/>
+              </w:rPr>
+            </w:r>
+          </w:p>
+        </w:tc>
       </w:tr>
       <w:tr>
         <w:tc>
           <w:tcPr>
-            <w:tcW w:type="dxa" w:w="903"/>
+            <w:tcW w:type="dxa" w:w="752"/>
           </w:tcPr>
           <w:p>
             <w:pPr>
@@ -1286,7 +1342,7 @@
         </w:tc>
         <w:tc>
           <w:tcPr>
-            <w:tcW w:type="dxa" w:w="903"/>
+            <w:tcW w:type="dxa" w:w="752"/>
           </w:tcPr>
           <w:p>
             <w:pPr>
@@ -1302,7 +1358,7 @@
         </w:tc>
         <w:tc>
           <w:tcPr>
-            <w:tcW w:type="dxa" w:w="903"/>
+            <w:tcW w:type="dxa" w:w="752"/>
           </w:tcPr>
           <w:p>
             <w:pPr>
@@ -1318,7 +1374,7 @@
         </w:tc>
         <w:tc>
           <w:tcPr>
-            <w:tcW w:type="dxa" w:w="903"/>
+            <w:tcW w:type="dxa" w:w="752"/>
           </w:tcPr>
           <w:p>
             <w:pPr>
@@ -1334,7 +1390,7 @@
         </w:tc>
         <w:tc>
           <w:tcPr>
-            <w:tcW w:type="dxa" w:w="903"/>
+            <w:tcW w:type="dxa" w:w="752"/>
           </w:tcPr>
           <w:p>
             <w:pPr>
@@ -1350,7 +1406,7 @@
         </w:tc>
         <w:tc>
           <w:tcPr>
-            <w:tcW w:type="dxa" w:w="903"/>
+            <w:tcW w:type="dxa" w:w="752"/>
           </w:tcPr>
           <w:p>
             <w:pPr>
@@ -1366,7 +1422,7 @@
         </w:tc>
         <w:tc>
           <w:tcPr>
-            <w:tcW w:type="dxa" w:w="903"/>
+            <w:tcW w:type="dxa" w:w="752"/>
           </w:tcPr>
           <w:p>
             <w:pPr>
@@ -1382,7 +1438,7 @@
         </w:tc>
         <w:tc>
           <w:tcPr>
-            <w:tcW w:type="dxa" w:w="903"/>
+            <w:tcW w:type="dxa" w:w="752"/>
           </w:tcPr>
           <w:p>
             <w:pPr>
@@ -1398,13 +1454,25 @@
         </w:tc>
         <w:tc>
           <w:tcPr>
-            <w:tcW w:type="dxa" w:w="903"/>
+            <w:tcW w:type="dxa" w:w="752"/>
           </w:tcPr>
           <w:p/>
         </w:tc>
         <w:tc>
           <w:tcPr>
-            <w:tcW w:type="dxa" w:w="903"/>
+            <w:tcW w:type="dxa" w:w="752"/>
+          </w:tcPr>
+          <w:p/>
+        </w:tc>
+        <w:tc>
+          <w:tcPr>
+            <w:tcW w:type="dxa" w:w="752"/>
+          </w:tcPr>
+          <w:p/>
+        </w:tc>
+        <w:tc>
+          <w:tcPr>
+            <w:tcW w:type="dxa" w:w="752"/>
           </w:tcPr>
           <w:p/>
         </w:tc>
@@ -1412,7 +1480,7 @@
       <w:tr>
         <w:tc>
           <w:tcPr>
-            <w:tcW w:type="dxa" w:w="903"/>
+            <w:tcW w:type="dxa" w:w="752"/>
             <w:shd w:fill="F8F9FA"/>
           </w:tcPr>
           <w:p>
@@ -1429,7 +1497,7 @@
         </w:tc>
         <w:tc>
           <w:tcPr>
-            <w:tcW w:type="dxa" w:w="903"/>
+            <w:tcW w:type="dxa" w:w="752"/>
             <w:shd w:fill="F8F9FA"/>
           </w:tcPr>
           <w:p>
@@ -1446,7 +1514,7 @@
         </w:tc>
         <w:tc>
           <w:tcPr>
-            <w:tcW w:type="dxa" w:w="903"/>
+            <w:tcW w:type="dxa" w:w="752"/>
             <w:shd w:fill="F8F9FA"/>
           </w:tcPr>
           <w:p>
@@ -1463,7 +1531,7 @@
         </w:tc>
         <w:tc>
           <w:tcPr>
-            <w:tcW w:type="dxa" w:w="903"/>
+            <w:tcW w:type="dxa" w:w="752"/>
             <w:shd w:fill="F8F9FA"/>
           </w:tcPr>
           <w:p>
@@ -1480,7 +1548,7 @@
         </w:tc>
         <w:tc>
           <w:tcPr>
-            <w:tcW w:type="dxa" w:w="903"/>
+            <w:tcW w:type="dxa" w:w="752"/>
             <w:shd w:fill="F8F9FA"/>
           </w:tcPr>
           <w:p>
@@ -1497,7 +1565,7 @@
         </w:tc>
         <w:tc>
           <w:tcPr>
-            <w:tcW w:type="dxa" w:w="903"/>
+            <w:tcW w:type="dxa" w:w="752"/>
             <w:shd w:fill="F8F9FA"/>
           </w:tcPr>
           <w:p>
@@ -1514,7 +1582,7 @@
         </w:tc>
         <w:tc>
           <w:tcPr>
-            <w:tcW w:type="dxa" w:w="903"/>
+            <w:tcW w:type="dxa" w:w="752"/>
             <w:shd w:fill="F8F9FA"/>
           </w:tcPr>
           <w:p>
@@ -1531,7 +1599,7 @@
         </w:tc>
         <w:tc>
           <w:tcPr>
-            <w:tcW w:type="dxa" w:w="903"/>
+            <w:tcW w:type="dxa" w:w="752"/>
             <w:shd w:fill="F8F9FA"/>
           </w:tcPr>
           <w:p>
@@ -1548,13 +1616,25 @@
         </w:tc>
         <w:tc>
           <w:tcPr>
-            <w:tcW w:type="dxa" w:w="903"/>
+            <w:tcW w:type="dxa" w:w="752"/>
           </w:tcPr>
           <w:p/>
         </w:tc>
         <w:tc>
           <w:tcPr>
-            <w:tcW w:type="dxa" w:w="903"/>
+            <w:tcW w:type="dxa" w:w="752"/>
+          </w:tcPr>
+          <w:p/>
+        </w:tc>
+        <w:tc>
+          <w:tcPr>
+            <w:tcW w:type="dxa" w:w="752"/>
+          </w:tcPr>
+          <w:p/>
+        </w:tc>
+        <w:tc>
+          <w:tcPr>
+            <w:tcW w:type="dxa" w:w="752"/>
           </w:tcPr>
           <w:p/>
         </w:tc>
@@ -1562,7 +1642,7 @@
       <w:tr>
         <w:tc>
           <w:tcPr>
-            <w:tcW w:type="dxa" w:w="903"/>
+            <w:tcW w:type="dxa" w:w="752"/>
           </w:tcPr>
           <w:p>
             <w:pPr>
@@ -1578,7 +1658,7 @@
         </w:tc>
         <w:tc>
           <w:tcPr>
-            <w:tcW w:type="dxa" w:w="903"/>
+            <w:tcW w:type="dxa" w:w="752"/>
           </w:tcPr>
           <w:p>
             <w:pPr>
@@ -1594,7 +1674,7 @@
         </w:tc>
         <w:tc>
           <w:tcPr>
-            <w:tcW w:type="dxa" w:w="903"/>
+            <w:tcW w:type="dxa" w:w="752"/>
           </w:tcPr>
           <w:p>
             <w:pPr>
@@ -1610,7 +1690,7 @@
         </w:tc>
         <w:tc>
           <w:tcPr>
-            <w:tcW w:type="dxa" w:w="903"/>
+            <w:tcW w:type="dxa" w:w="752"/>
           </w:tcPr>
           <w:p>
             <w:pPr>
@@ -1626,7 +1706,7 @@
         </w:tc>
         <w:tc>
           <w:tcPr>
-            <w:tcW w:type="dxa" w:w="903"/>
+            <w:tcW w:type="dxa" w:w="752"/>
           </w:tcPr>
           <w:p>
             <w:pPr>
@@ -1642,7 +1722,7 @@
         </w:tc>
         <w:tc>
           <w:tcPr>
-            <w:tcW w:type="dxa" w:w="903"/>
+            <w:tcW w:type="dxa" w:w="752"/>
           </w:tcPr>
           <w:p>
             <w:pPr>
@@ -1658,7 +1738,7 @@
         </w:tc>
         <w:tc>
           <w:tcPr>
-            <w:tcW w:type="dxa" w:w="903"/>
+            <w:tcW w:type="dxa" w:w="752"/>
           </w:tcPr>
           <w:p>
             <w:pPr>
@@ -1674,7 +1754,7 @@
         </w:tc>
         <w:tc>
           <w:tcPr>
-            <w:tcW w:type="dxa" w:w="903"/>
+            <w:tcW w:type="dxa" w:w="752"/>
           </w:tcPr>
           <w:p>
             <w:pPr>
@@ -1690,13 +1770,25 @@
         </w:tc>
         <w:tc>
           <w:tcPr>
-            <w:tcW w:type="dxa" w:w="903"/>
+            <w:tcW w:type="dxa" w:w="752"/>
           </w:tcPr>
           <w:p/>
         </w:tc>
         <w:tc>
           <w:tcPr>
-            <w:tcW w:type="dxa" w:w="903"/>
+            <w:tcW w:type="dxa" w:w="752"/>
+          </w:tcPr>
+          <w:p/>
+        </w:tc>
+        <w:tc>
+          <w:tcPr>
+            <w:tcW w:type="dxa" w:w="752"/>
+          </w:tcPr>
+          <w:p/>
+        </w:tc>
+        <w:tc>
+          <w:tcPr>
+            <w:tcW w:type="dxa" w:w="752"/>
           </w:tcPr>
           <w:p/>
         </w:tc>
@@ -1704,7 +1796,7 @@
       <w:tr>
         <w:tc>
           <w:tcPr>
-            <w:tcW w:type="dxa" w:w="903"/>
+            <w:tcW w:type="dxa" w:w="752"/>
             <w:shd w:fill="F8F9FA"/>
           </w:tcPr>
           <w:p>
@@ -1721,7 +1813,7 @@
         </w:tc>
         <w:tc>
           <w:tcPr>
-            <w:tcW w:type="dxa" w:w="903"/>
+            <w:tcW w:type="dxa" w:w="752"/>
             <w:shd w:fill="F8F9FA"/>
           </w:tcPr>
           <w:p>
@@ -1738,7 +1830,7 @@
         </w:tc>
         <w:tc>
           <w:tcPr>
-            <w:tcW w:type="dxa" w:w="903"/>
+            <w:tcW w:type="dxa" w:w="752"/>
             <w:shd w:fill="F8F9FA"/>
           </w:tcPr>
           <w:p>
@@ -1755,7 +1847,7 @@
         </w:tc>
         <w:tc>
           <w:tcPr>
-            <w:tcW w:type="dxa" w:w="903"/>
+            <w:tcW w:type="dxa" w:w="752"/>
             <w:shd w:fill="F8F9FA"/>
           </w:tcPr>
           <w:p>
@@ -1772,7 +1864,7 @@
         </w:tc>
         <w:tc>
           <w:tcPr>
-            <w:tcW w:type="dxa" w:w="903"/>
+            <w:tcW w:type="dxa" w:w="752"/>
             <w:shd w:fill="F8F9FA"/>
           </w:tcPr>
           <w:p>
@@ -1789,7 +1881,7 @@
         </w:tc>
         <w:tc>
           <w:tcPr>
-            <w:tcW w:type="dxa" w:w="903"/>
+            <w:tcW w:type="dxa" w:w="752"/>
             <w:shd w:fill="F8F9FA"/>
           </w:tcPr>
           <w:p>
@@ -1806,7 +1898,7 @@
         </w:tc>
         <w:tc>
           <w:tcPr>
-            <w:tcW w:type="dxa" w:w="903"/>
+            <w:tcW w:type="dxa" w:w="752"/>
             <w:shd w:fill="F8F9FA"/>
           </w:tcPr>
           <w:p>
@@ -1823,7 +1915,7 @@
         </w:tc>
         <w:tc>
           <w:tcPr>
-            <w:tcW w:type="dxa" w:w="903"/>
+            <w:tcW w:type="dxa" w:w="752"/>
             <w:shd w:fill="F8F9FA"/>
           </w:tcPr>
           <w:p>
@@ -1840,13 +1932,25 @@
         </w:tc>
         <w:tc>
           <w:tcPr>
-            <w:tcW w:type="dxa" w:w="903"/>
+            <w:tcW w:type="dxa" w:w="752"/>
           </w:tcPr>
           <w:p/>
         </w:tc>
         <w:tc>
           <w:tcPr>
-            <w:tcW w:type="dxa" w:w="903"/>
+            <w:tcW w:type="dxa" w:w="752"/>
+          </w:tcPr>
+          <w:p/>
+        </w:tc>
+        <w:tc>
+          <w:tcPr>
+            <w:tcW w:type="dxa" w:w="752"/>
+          </w:tcPr>
+          <w:p/>
+        </w:tc>
+        <w:tc>
+          <w:tcPr>
+            <w:tcW w:type="dxa" w:w="752"/>
           </w:tcPr>
           <w:p/>
         </w:tc>
@@ -1854,7 +1958,7 @@
       <w:tr>
         <w:tc>
           <w:tcPr>
-            <w:tcW w:type="dxa" w:w="903"/>
+            <w:tcW w:type="dxa" w:w="752"/>
           </w:tcPr>
           <w:p>
             <w:pPr>
@@ -1870,7 +1974,7 @@
         </w:tc>
         <w:tc>
           <w:tcPr>
-            <w:tcW w:type="dxa" w:w="903"/>
+            <w:tcW w:type="dxa" w:w="752"/>
           </w:tcPr>
           <w:p>
             <w:pPr>
@@ -1886,7 +1990,7 @@
         </w:tc>
         <w:tc>
           <w:tcPr>
-            <w:tcW w:type="dxa" w:w="903"/>
+            <w:tcW w:type="dxa" w:w="752"/>
           </w:tcPr>
           <w:p>
             <w:pPr>
@@ -1902,7 +2006,7 @@
         </w:tc>
         <w:tc>
           <w:tcPr>
-            <w:tcW w:type="dxa" w:w="903"/>
+            <w:tcW w:type="dxa" w:w="752"/>
           </w:tcPr>
           <w:p>
             <w:pPr>
@@ -1918,7 +2022,7 @@
         </w:tc>
         <w:tc>
           <w:tcPr>
-            <w:tcW w:type="dxa" w:w="903"/>
+            <w:tcW w:type="dxa" w:w="752"/>
           </w:tcPr>
           <w:p>
             <w:pPr>
@@ -1934,7 +2038,7 @@
         </w:tc>
         <w:tc>
           <w:tcPr>
-            <w:tcW w:type="dxa" w:w="903"/>
+            <w:tcW w:type="dxa" w:w="752"/>
           </w:tcPr>
           <w:p>
             <w:pPr>
@@ -1950,7 +2054,7 @@
         </w:tc>
         <w:tc>
           <w:tcPr>
-            <w:tcW w:type="dxa" w:w="903"/>
+            <w:tcW w:type="dxa" w:w="752"/>
           </w:tcPr>
           <w:p>
             <w:pPr>
@@ -1966,7 +2070,7 @@
         </w:tc>
         <w:tc>
           <w:tcPr>
-            <w:tcW w:type="dxa" w:w="903"/>
+            <w:tcW w:type="dxa" w:w="752"/>
           </w:tcPr>
           <w:p>
             <w:pPr>
@@ -1982,13 +2086,25 @@
         </w:tc>
         <w:tc>
           <w:tcPr>
-            <w:tcW w:type="dxa" w:w="903"/>
+            <w:tcW w:type="dxa" w:w="752"/>
           </w:tcPr>
           <w:p/>
         </w:tc>
         <w:tc>
           <w:tcPr>
-            <w:tcW w:type="dxa" w:w="903"/>
+            <w:tcW w:type="dxa" w:w="752"/>
+          </w:tcPr>
+          <w:p/>
+        </w:tc>
+        <w:tc>
+          <w:tcPr>
+            <w:tcW w:type="dxa" w:w="752"/>
+          </w:tcPr>
+          <w:p/>
+        </w:tc>
+        <w:tc>
+          <w:tcPr>
+            <w:tcW w:type="dxa" w:w="752"/>
           </w:tcPr>
           <w:p/>
         </w:tc>
@@ -1996,7 +2112,7 @@
       <w:tr>
         <w:tc>
           <w:tcPr>
-            <w:tcW w:type="dxa" w:w="903"/>
+            <w:tcW w:type="dxa" w:w="752"/>
             <w:shd w:fill="F8F9FA"/>
           </w:tcPr>
           <w:p>
@@ -2013,7 +2129,7 @@
         </w:tc>
         <w:tc>
           <w:tcPr>
-            <w:tcW w:type="dxa" w:w="903"/>
+            <w:tcW w:type="dxa" w:w="752"/>
             <w:shd w:fill="F8F9FA"/>
           </w:tcPr>
           <w:p>
@@ -2030,7 +2146,7 @@
         </w:tc>
         <w:tc>
           <w:tcPr>
-            <w:tcW w:type="dxa" w:w="903"/>
+            <w:tcW w:type="dxa" w:w="752"/>
             <w:shd w:fill="F8F9FA"/>
           </w:tcPr>
           <w:p>
@@ -2047,7 +2163,7 @@
         </w:tc>
         <w:tc>
           <w:tcPr>
-            <w:tcW w:type="dxa" w:w="903"/>
+            <w:tcW w:type="dxa" w:w="752"/>
             <w:shd w:fill="F8F9FA"/>
           </w:tcPr>
           <w:p>
@@ -2064,7 +2180,7 @@
         </w:tc>
         <w:tc>
           <w:tcPr>
-            <w:tcW w:type="dxa" w:w="903"/>
+            <w:tcW w:type="dxa" w:w="752"/>
             <w:shd w:fill="F8F9FA"/>
           </w:tcPr>
           <w:p>
@@ -2081,7 +2197,7 @@
         </w:tc>
         <w:tc>
           <w:tcPr>
-            <w:tcW w:type="dxa" w:w="903"/>
+            <w:tcW w:type="dxa" w:w="752"/>
             <w:shd w:fill="F8F9FA"/>
           </w:tcPr>
           <w:p>
@@ -2098,7 +2214,7 @@
         </w:tc>
         <w:tc>
           <w:tcPr>
-            <w:tcW w:type="dxa" w:w="903"/>
+            <w:tcW w:type="dxa" w:w="752"/>
             <w:shd w:fill="F8F9FA"/>
           </w:tcPr>
           <w:p>
@@ -2115,7 +2231,7 @@
         </w:tc>
         <w:tc>
           <w:tcPr>
-            <w:tcW w:type="dxa" w:w="903"/>
+            <w:tcW w:type="dxa" w:w="752"/>
             <w:shd w:fill="F8F9FA"/>
           </w:tcPr>
           <w:p>
@@ -2132,13 +2248,25 @@
         </w:tc>
         <w:tc>
           <w:tcPr>
-            <w:tcW w:type="dxa" w:w="903"/>
+            <w:tcW w:type="dxa" w:w="752"/>
           </w:tcPr>
           <w:p/>
         </w:tc>
         <w:tc>
           <w:tcPr>
-            <w:tcW w:type="dxa" w:w="903"/>
+            <w:tcW w:type="dxa" w:w="752"/>
+          </w:tcPr>
+          <w:p/>
+        </w:tc>
+        <w:tc>
+          <w:tcPr>
+            <w:tcW w:type="dxa" w:w="752"/>
+          </w:tcPr>
+          <w:p/>
+        </w:tc>
+        <w:tc>
+          <w:tcPr>
+            <w:tcW w:type="dxa" w:w="752"/>
           </w:tcPr>
           <w:p/>
         </w:tc>
@@ -2178,7 +2306,17 @@
     </w:p>
     <w:p>
       <w:r>
-        <w:t>$$\pi^{(k+1)} = \pi^{(k)} T$$</w:t>
+        <w:t>$$</w:t>
+      </w:r>
+    </w:p>
+    <w:p>
+      <w:r>
+        <w:t>\pi^{(k+1)} = \pi^{(k)} T</w:t>
+      </w:r>
+    </w:p>
+    <w:p>
+      <w:r>
+        <w:t>$$</w:t>
       </w:r>
     </w:p>
     <w:p>
@@ -2197,7 +2335,17 @@
     </w:p>
     <w:p>
       <w:r>
-        <w:t>$$\lim_{k \to \infty} \pi^{(k)} = \pi^T \implies \pi^T T = \pi^T$$</w:t>
+        <w:t>$$</w:t>
+      </w:r>
+    </w:p>
+    <w:p>
+      <w:r>
+        <w:t>\lim_{k \to \infty} \pi^{(k)} = \pi^T \implies \pi^T T = \pi^T</w:t>
+      </w:r>
+    </w:p>
+    <w:p>
+      <w:r>
+        <w:t>$$</w:t>
       </w:r>
     </w:p>
     <w:p>
@@ -2207,7 +2355,17 @@
     </w:p>
     <w:p>
       <w:r>
-        <w:t>$$(\pi^T T)^T = (\pi^T)^T \iff T^T \pi = \pi$$</w:t>
+        <w:t>$$</w:t>
+      </w:r>
+    </w:p>
+    <w:p>
+      <w:r>
+        <w:t>(\pi^T T)^T = (\pi^T)^T \iff T^T \pi = \pi</w:t>
+      </w:r>
+    </w:p>
+    <w:p>
+      <w:r>
+        <w:t>$$</w:t>
       </w:r>
     </w:p>
     <w:p>
@@ -2217,7 +2375,17 @@
     </w:p>
     <w:p>
       <w:r>
-        <w:t>$$(I - T^T)\pi = \mathbf{0}$$</w:t>
+        <w:t>$$</w:t>
+      </w:r>
+    </w:p>
+    <w:p>
+      <w:r>
+        <w:t>(I - T^T)\pi = \mathbf{0}</w:t>
+      </w:r>
+    </w:p>
+    <w:p>
+      <w:r>
+        <w:t>$$</w:t>
       </w:r>
     </w:p>
     <w:p>
@@ -2239,7 +2407,17 @@
     </w:p>
     <w:p>
       <w:r>
-        <w:t>$$\mathbf{1}^T A = \mathbf{1}^T (I - T^T) = \mathbf{1}^T - (T \mathbf{1})^T$$</w:t>
+        <w:t>$$</w:t>
+      </w:r>
+    </w:p>
+    <w:p>
+      <w:r>
+        <w:t>\mathbf{1}^T A = \mathbf{1}^T (I - T^T) = \mathbf{1}^T - (T \mathbf{1})^T</w:t>
+      </w:r>
+    </w:p>
+    <w:p>
+      <w:r>
+        <w:t>$$</w:t>
       </w:r>
     </w:p>
     <w:p>
@@ -2249,7 +2427,17 @@
     </w:p>
     <w:p>
       <w:r>
-        <w:t>$$T \mathbf{1} = \mathbf{1} \implies (T \mathbf{1})^T = \mathbf{1}^T$$</w:t>
+        <w:t>$$</w:t>
+      </w:r>
+    </w:p>
+    <w:p>
+      <w:r>
+        <w:t>T \mathbf{1} = \mathbf{1} \implies (T \mathbf{1})^T = \mathbf{1}^T</w:t>
+      </w:r>
+    </w:p>
+    <w:p>
+      <w:r>
+        <w:t>$$</w:t>
       </w:r>
     </w:p>
     <w:p>
@@ -2259,7 +2447,17 @@
     </w:p>
     <w:p>
       <w:r>
-        <w:t>$$\mathbf{1}^T A = \mathbf{1}^T - \mathbf{1}^T = \mathbf{0}^T$$</w:t>
+        <w:t>$$</w:t>
+      </w:r>
+    </w:p>
+    <w:p>
+      <w:r>
+        <w:t>\mathbf{1}^T A = \mathbf{1}^T - \mathbf{1}^T = \mathbf{0}^T</w:t>
+      </w:r>
+    </w:p>
+    <w:p>
+      <w:r>
+        <w:t>$$</w:t>
       </w:r>
     </w:p>
     <w:p>
@@ -2287,7 +2485,17 @@
     </w:p>
     <w:p>
       <w:r>
-        <w:t>$$\operatorname{rank}(A) \le N - 1 \implies \det(A) = 0$$</w:t>
+        <w:t>$$</w:t>
+      </w:r>
+    </w:p>
+    <w:p>
+      <w:r>
+        <w:t>\operatorname{rank}(A) \le N - 1 \implies \det(A) = 0</w:t>
+      </w:r>
+    </w:p>
+    <w:p>
+      <w:r>
+        <w:t>$$</w:t>
       </w:r>
     </w:p>
     <w:p>
@@ -2323,7 +2531,17 @@
     </w:p>
     <w:p>
       <w:r>
-        <w:t>$$z_1 = 1 \iff B_{1, :} = [1, 0, 0, \dots, 0], \quad b_1 = 1$$</w:t>
+        <w:t>$$</w:t>
+      </w:r>
+    </w:p>
+    <w:p>
+      <w:r>
+        <w:t>z_1 = 1 \iff B_{1, :} = [1, 0, 0, \dots, 0], \quad b_1 = 1</w:t>
+      </w:r>
+    </w:p>
+    <w:p>
+      <w:r>
+        <w:t>$$</w:t>
       </w:r>
     </w:p>
     <w:p>
@@ -2333,7 +2551,17 @@
     </w:p>
     <w:p>
       <w:r>
-        <w:t>$$B_{i, :} = A_{i, :}, \quad b_i = 0, \quad \forall i \in \{2, \dots, N\}$$</w:t>
+        <w:t>$$</w:t>
+      </w:r>
+    </w:p>
+    <w:p>
+      <w:r>
+        <w:t>B_{i, :} = A_{i, :}, \quad b_i = 0, \quad \forall i \in \{2, \dots, N\}</w:t>
+      </w:r>
+    </w:p>
+    <w:p>
+      <w:r>
+        <w:t>$$</w:t>
       </w:r>
     </w:p>
     <w:p>
@@ -2343,7 +2571,17 @@
     </w:p>
     <w:p>
       <w:r>
-        <w:t>$$Bz = b, \quad \text{di mana } b = [1, 0, \dots, 0]^T$$</w:t>
+        <w:t>$$</w:t>
+      </w:r>
+    </w:p>
+    <w:p>
+      <w:r>
+        <w:t>Bz = b, \quad \text{di mana } b = [1, 0, \dots, 0]^T</w:t>
+      </w:r>
+    </w:p>
+    <w:p>
+      <w:r>
+        <w:t>$$</w:t>
       </w:r>
     </w:p>
     <w:p>
@@ -2379,7 +2617,17 @@
     </w:p>
     <w:p>
       <w:r>
-        <w:t>$$\sum_{i=1}^N \pi_i = \mathbf{1}^T \pi = 1$$</w:t>
+        <w:t>$$</w:t>
+      </w:r>
+    </w:p>
+    <w:p>
+      <w:r>
+        <w:t>\sum_{i=1}^N \pi_i = \mathbf{1}^T \pi = 1</w:t>
+      </w:r>
+    </w:p>
+    <w:p>
+      <w:r>
+        <w:t>$$</w:t>
       </w:r>
     </w:p>
     <w:p>
@@ -2389,7 +2637,17 @@
     </w:p>
     <w:p>
       <w:r>
-        <w:t>$$\pi = \frac{z}{\mathbf{1}^T z} = \frac{z}{\sum_{i=1}^N z_i}$$</w:t>
+        <w:t>$$</w:t>
+      </w:r>
+    </w:p>
+    <w:p>
+      <w:r>
+        <w:t>\pi = \frac{z}{\mathbf{1}^T z} = \frac{z}{\sum_{i=1}^N z_i}</w:t>
+      </w:r>
+    </w:p>
+    <w:p>
+      <w:r>
+        <w:t>$$</w:t>
       </w:r>
     </w:p>
     <w:p>
@@ -2452,7 +2710,17 @@
     </w:p>
     <w:p>
       <w:r>
-        <w:t>$$p = \max \{i - j \mid M_{ij} \ne 0, \, i &gt; j\}$$</w:t>
+        <w:t>$$</w:t>
+      </w:r>
+    </w:p>
+    <w:p>
+      <w:r>
+        <w:t>p = \max \{i - j \mid M_{ij} \ne 0, \, i &gt; j\}</w:t>
+      </w:r>
+    </w:p>
+    <w:p>
+      <w:r>
+        <w:t>$$</w:t>
       </w:r>
     </w:p>
     <w:p>
@@ -2475,7 +2743,17 @@
     </w:p>
     <w:p>
       <w:r>
-        <w:t>$$q = \max \{j - i \mid M_{ij} \ne 0, \, j &gt; i\}$$</w:t>
+        <w:t>$$</w:t>
+      </w:r>
+    </w:p>
+    <w:p>
+      <w:r>
+        <w:t>q = \max \{j - i \mid M_{ij} \ne 0, \, j &gt; i\}</w:t>
+      </w:r>
+    </w:p>
+    <w:p>
+      <w:r>
+        <w:t>$$</w:t>
       </w:r>
     </w:p>
     <w:p>
@@ -2560,20 +2838,21 @@
         <w:tblLook w:firstColumn="1" w:firstRow="1" w:lastColumn="0" w:lastRow="0" w:noHBand="0" w:noVBand="1" w:val="04A0"/>
       </w:tblPr>
       <w:tblGrid>
-        <w:gridCol w:w="1003"/>
-        <w:gridCol w:w="1003"/>
-        <w:gridCol w:w="1003"/>
-        <w:gridCol w:w="1003"/>
-        <w:gridCol w:w="1003"/>
-        <w:gridCol w:w="1003"/>
-        <w:gridCol w:w="1003"/>
-        <w:gridCol w:w="1003"/>
-        <w:gridCol w:w="1003"/>
+        <w:gridCol w:w="903"/>
+        <w:gridCol w:w="903"/>
+        <w:gridCol w:w="903"/>
+        <w:gridCol w:w="903"/>
+        <w:gridCol w:w="903"/>
+        <w:gridCol w:w="903"/>
+        <w:gridCol w:w="903"/>
+        <w:gridCol w:w="903"/>
+        <w:gridCol w:w="903"/>
+        <w:gridCol w:w="903"/>
       </w:tblGrid>
       <w:tr>
         <w:tc>
           <w:tcPr>
-            <w:tcW w:type="dxa" w:w="1003"/>
+            <w:tcW w:type="dxa" w:w="903"/>
             <w:shd w:fill="EAECEE"/>
           </w:tcPr>
           <w:p>
@@ -2585,13 +2864,13 @@
                 <w:b/>
                 <w:sz w:val="19"/>
               </w:rPr>
-              <w:t>Ukuran N</w:t>
+              <w:t>UkuranN</w:t>
             </w:r>
           </w:p>
         </w:tc>
         <w:tc>
           <w:tcPr>
-            <w:tcW w:type="dxa" w:w="1003"/>
+            <w:tcW w:type="dxa" w:w="903"/>
             <w:shd w:fill="EAECEE"/>
           </w:tcPr>
           <w:p>
@@ -2609,7 +2888,7 @@
         </w:tc>
         <w:tc>
           <w:tcPr>
-            <w:tcW w:type="dxa" w:w="1003"/>
+            <w:tcW w:type="dxa" w:w="903"/>
             <w:shd w:fill="EAECEE"/>
           </w:tcPr>
           <w:p>
@@ -2627,7 +2906,7 @@
         </w:tc>
         <w:tc>
           <w:tcPr>
-            <w:tcW w:type="dxa" w:w="1003"/>
+            <w:tcW w:type="dxa" w:w="903"/>
             <w:shd w:fill="EAECEE"/>
           </w:tcPr>
           <w:p>
@@ -2645,7 +2924,7 @@
         </w:tc>
         <w:tc>
           <w:tcPr>
-            <w:tcW w:type="dxa" w:w="1003"/>
+            <w:tcW w:type="dxa" w:w="903"/>
             <w:shd w:fill="EAECEE"/>
           </w:tcPr>
           <w:p>
@@ -2663,7 +2942,7 @@
         </w:tc>
         <w:tc>
           <w:tcPr>
-            <w:tcW w:type="dxa" w:w="1003"/>
+            <w:tcW w:type="dxa" w:w="903"/>
             <w:shd w:fill="EAECEE"/>
           </w:tcPr>
           <w:p>
@@ -2681,7 +2960,7 @@
         </w:tc>
         <w:tc>
           <w:tcPr>
-            <w:tcW w:type="dxa" w:w="1003"/>
+            <w:tcW w:type="dxa" w:w="903"/>
             <w:shd w:fill="EAECEE"/>
           </w:tcPr>
           <w:p>
@@ -2699,7 +2978,7 @@
         </w:tc>
         <w:tc>
           <w:tcPr>
-            <w:tcW w:type="dxa" w:w="1003"/>
+            <w:tcW w:type="dxa" w:w="903"/>
             <w:shd w:fill="EAECEE"/>
           </w:tcPr>
           <w:p>
@@ -2717,7 +2996,7 @@
         </w:tc>
         <w:tc>
           <w:tcPr>
-            <w:tcW w:type="dxa" w:w="1003"/>
+            <w:tcW w:type="dxa" w:w="903"/>
             <w:shd w:fill="EAECEE"/>
           </w:tcPr>
           <w:p>
@@ -2729,15 +3008,32 @@
                 <w:b/>
                 <w:sz w:val="19"/>
               </w:rPr>
-              <w:t>Jumlah Entri Bukan Nol nnz(B)</w:t>
+              <w:t>Jumlah Entri Bukan Nolnnz(B)</w:t>
             </w:r>
           </w:p>
         </w:tc>
+        <w:tc>
+          <w:tcPr>
+            <w:tcW w:type="dxa" w:w="903"/>
+            <w:shd w:fill="EAECEE"/>
+          </w:tcPr>
+          <w:p>
+            <w:pPr>
+              <w:spacing w:after="40" w:before="40"/>
+            </w:pPr>
+            <w:r>
+              <w:rPr>
+                <w:b/>
+                <w:sz w:val="19"/>
+              </w:rPr>
+            </w:r>
+          </w:p>
+        </w:tc>
       </w:tr>
       <w:tr>
         <w:tc>
           <w:tcPr>
-            <w:tcW w:type="dxa" w:w="1003"/>
+            <w:tcW w:type="dxa" w:w="903"/>
           </w:tcPr>
           <w:p>
             <w:pPr>
@@ -2753,7 +3049,7 @@
         </w:tc>
         <w:tc>
           <w:tcPr>
-            <w:tcW w:type="dxa" w:w="1003"/>
+            <w:tcW w:type="dxa" w:w="903"/>
           </w:tcPr>
           <w:p>
             <w:pPr>
@@ -2769,7 +3065,7 @@
         </w:tc>
         <w:tc>
           <w:tcPr>
-            <w:tcW w:type="dxa" w:w="1003"/>
+            <w:tcW w:type="dxa" w:w="903"/>
           </w:tcPr>
           <w:p>
             <w:pPr>
@@ -2785,7 +3081,7 @@
         </w:tc>
         <w:tc>
           <w:tcPr>
-            <w:tcW w:type="dxa" w:w="1003"/>
+            <w:tcW w:type="dxa" w:w="903"/>
           </w:tcPr>
           <w:p>
             <w:pPr>
@@ -2801,7 +3097,7 @@
         </w:tc>
         <w:tc>
           <w:tcPr>
-            <w:tcW w:type="dxa" w:w="1003"/>
+            <w:tcW w:type="dxa" w:w="903"/>
           </w:tcPr>
           <w:p>
             <w:pPr>
@@ -2817,7 +3113,7 @@
         </w:tc>
         <w:tc>
           <w:tcPr>
-            <w:tcW w:type="dxa" w:w="1003"/>
+            <w:tcW w:type="dxa" w:w="903"/>
           </w:tcPr>
           <w:p>
             <w:pPr>
@@ -2833,7 +3129,7 @@
         </w:tc>
         <w:tc>
           <w:tcPr>
-            <w:tcW w:type="dxa" w:w="1003"/>
+            <w:tcW w:type="dxa" w:w="903"/>
           </w:tcPr>
           <w:p>
             <w:pPr>
@@ -2849,7 +3145,7 @@
         </w:tc>
         <w:tc>
           <w:tcPr>
-            <w:tcW w:type="dxa" w:w="1003"/>
+            <w:tcW w:type="dxa" w:w="903"/>
           </w:tcPr>
           <w:p>
             <w:pPr>
@@ -2865,7 +3161,7 @@
         </w:tc>
         <w:tc>
           <w:tcPr>
-            <w:tcW w:type="dxa" w:w="1003"/>
+            <w:tcW w:type="dxa" w:w="903"/>
           </w:tcPr>
           <w:p>
             <w:pPr>
@@ -2879,11 +3175,17 @@
             </w:r>
           </w:p>
         </w:tc>
+        <w:tc>
+          <w:tcPr>
+            <w:tcW w:type="dxa" w:w="903"/>
+          </w:tcPr>
+          <w:p/>
+        </w:tc>
       </w:tr>
       <w:tr>
         <w:tc>
           <w:tcPr>
-            <w:tcW w:type="dxa" w:w="1003"/>
+            <w:tcW w:type="dxa" w:w="903"/>
             <w:shd w:fill="F8F9FA"/>
           </w:tcPr>
           <w:p>
@@ -2900,7 +3202,7 @@
         </w:tc>
         <w:tc>
           <w:tcPr>
-            <w:tcW w:type="dxa" w:w="1003"/>
+            <w:tcW w:type="dxa" w:w="903"/>
             <w:shd w:fill="F8F9FA"/>
           </w:tcPr>
           <w:p>
@@ -2917,7 +3219,7 @@
         </w:tc>
         <w:tc>
           <w:tcPr>
-            <w:tcW w:type="dxa" w:w="1003"/>
+            <w:tcW w:type="dxa" w:w="903"/>
             <w:shd w:fill="F8F9FA"/>
           </w:tcPr>
           <w:p>
@@ -2934,7 +3236,7 @@
         </w:tc>
         <w:tc>
           <w:tcPr>
-            <w:tcW w:type="dxa" w:w="1003"/>
+            <w:tcW w:type="dxa" w:w="903"/>
             <w:shd w:fill="F8F9FA"/>
           </w:tcPr>
           <w:p>
@@ -2951,7 +3253,7 @@
         </w:tc>
         <w:tc>
           <w:tcPr>
-            <w:tcW w:type="dxa" w:w="1003"/>
+            <w:tcW w:type="dxa" w:w="903"/>
             <w:shd w:fill="F8F9FA"/>
           </w:tcPr>
           <w:p>
@@ -2968,7 +3270,7 @@
         </w:tc>
         <w:tc>
           <w:tcPr>
-            <w:tcW w:type="dxa" w:w="1003"/>
+            <w:tcW w:type="dxa" w:w="903"/>
             <w:shd w:fill="F8F9FA"/>
           </w:tcPr>
           <w:p>
@@ -2985,7 +3287,7 @@
         </w:tc>
         <w:tc>
           <w:tcPr>
-            <w:tcW w:type="dxa" w:w="1003"/>
+            <w:tcW w:type="dxa" w:w="903"/>
             <w:shd w:fill="F8F9FA"/>
           </w:tcPr>
           <w:p>
@@ -3002,7 +3304,7 @@
         </w:tc>
         <w:tc>
           <w:tcPr>
-            <w:tcW w:type="dxa" w:w="1003"/>
+            <w:tcW w:type="dxa" w:w="903"/>
             <w:shd w:fill="F8F9FA"/>
           </w:tcPr>
           <w:p>
@@ -3019,7 +3321,7 @@
         </w:tc>
         <w:tc>
           <w:tcPr>
-            <w:tcW w:type="dxa" w:w="1003"/>
+            <w:tcW w:type="dxa" w:w="903"/>
             <w:shd w:fill="F8F9FA"/>
           </w:tcPr>
           <w:p>
@@ -3034,11 +3336,17 @@
             </w:r>
           </w:p>
         </w:tc>
+        <w:tc>
+          <w:tcPr>
+            <w:tcW w:type="dxa" w:w="903"/>
+          </w:tcPr>
+          <w:p/>
+        </w:tc>
       </w:tr>
       <w:tr>
         <w:tc>
           <w:tcPr>
-            <w:tcW w:type="dxa" w:w="1003"/>
+            <w:tcW w:type="dxa" w:w="903"/>
           </w:tcPr>
           <w:p>
             <w:pPr>
@@ -3054,7 +3362,7 @@
         </w:tc>
         <w:tc>
           <w:tcPr>
-            <w:tcW w:type="dxa" w:w="1003"/>
+            <w:tcW w:type="dxa" w:w="903"/>
           </w:tcPr>
           <w:p>
             <w:pPr>
@@ -3070,7 +3378,7 @@
         </w:tc>
         <w:tc>
           <w:tcPr>
-            <w:tcW w:type="dxa" w:w="1003"/>
+            <w:tcW w:type="dxa" w:w="903"/>
           </w:tcPr>
           <w:p>
             <w:pPr>
@@ -3086,7 +3394,7 @@
         </w:tc>
         <w:tc>
           <w:tcPr>
-            <w:tcW w:type="dxa" w:w="1003"/>
+            <w:tcW w:type="dxa" w:w="903"/>
           </w:tcPr>
           <w:p>
             <w:pPr>
@@ -3102,7 +3410,7 @@
         </w:tc>
         <w:tc>
           <w:tcPr>
-            <w:tcW w:type="dxa" w:w="1003"/>
+            <w:tcW w:type="dxa" w:w="903"/>
           </w:tcPr>
           <w:p>
             <w:pPr>
@@ -3118,7 +3426,7 @@
         </w:tc>
         <w:tc>
           <w:tcPr>
-            <w:tcW w:type="dxa" w:w="1003"/>
+            <w:tcW w:type="dxa" w:w="903"/>
           </w:tcPr>
           <w:p>
             <w:pPr>
@@ -3134,7 +3442,7 @@
         </w:tc>
         <w:tc>
           <w:tcPr>
-            <w:tcW w:type="dxa" w:w="1003"/>
+            <w:tcW w:type="dxa" w:w="903"/>
           </w:tcPr>
           <w:p>
             <w:pPr>
@@ -3150,7 +3458,7 @@
         </w:tc>
         <w:tc>
           <w:tcPr>
-            <w:tcW w:type="dxa" w:w="1003"/>
+            <w:tcW w:type="dxa" w:w="903"/>
           </w:tcPr>
           <w:p>
             <w:pPr>
@@ -3166,7 +3474,7 @@
         </w:tc>
         <w:tc>
           <w:tcPr>
-            <w:tcW w:type="dxa" w:w="1003"/>
+            <w:tcW w:type="dxa" w:w="903"/>
           </w:tcPr>
           <w:p>
             <w:pPr>
@@ -3180,11 +3488,17 @@
             </w:r>
           </w:p>
         </w:tc>
+        <w:tc>
+          <w:tcPr>
+            <w:tcW w:type="dxa" w:w="903"/>
+          </w:tcPr>
+          <w:p/>
+        </w:tc>
       </w:tr>
       <w:tr>
         <w:tc>
           <w:tcPr>
-            <w:tcW w:type="dxa" w:w="1003"/>
+            <w:tcW w:type="dxa" w:w="903"/>
             <w:shd w:fill="F8F9FA"/>
           </w:tcPr>
           <w:p>
@@ -3201,7 +3515,7 @@
         </w:tc>
         <w:tc>
           <w:tcPr>
-            <w:tcW w:type="dxa" w:w="1003"/>
+            <w:tcW w:type="dxa" w:w="903"/>
             <w:shd w:fill="F8F9FA"/>
           </w:tcPr>
           <w:p>
@@ -3218,7 +3532,7 @@
         </w:tc>
         <w:tc>
           <w:tcPr>
-            <w:tcW w:type="dxa" w:w="1003"/>
+            <w:tcW w:type="dxa" w:w="903"/>
             <w:shd w:fill="F8F9FA"/>
           </w:tcPr>
           <w:p>
@@ -3235,7 +3549,7 @@
         </w:tc>
         <w:tc>
           <w:tcPr>
-            <w:tcW w:type="dxa" w:w="1003"/>
+            <w:tcW w:type="dxa" w:w="903"/>
             <w:shd w:fill="F8F9FA"/>
           </w:tcPr>
           <w:p>
@@ -3252,7 +3566,7 @@
         </w:tc>
         <w:tc>
           <w:tcPr>
-            <w:tcW w:type="dxa" w:w="1003"/>
+            <w:tcW w:type="dxa" w:w="903"/>
             <w:shd w:fill="F8F9FA"/>
           </w:tcPr>
           <w:p>
@@ -3269,7 +3583,7 @@
         </w:tc>
         <w:tc>
           <w:tcPr>
-            <w:tcW w:type="dxa" w:w="1003"/>
+            <w:tcW w:type="dxa" w:w="903"/>
             <w:shd w:fill="F8F9FA"/>
           </w:tcPr>
           <w:p>
@@ -3286,7 +3600,7 @@
         </w:tc>
         <w:tc>
           <w:tcPr>
-            <w:tcW w:type="dxa" w:w="1003"/>
+            <w:tcW w:type="dxa" w:w="903"/>
             <w:shd w:fill="F8F9FA"/>
           </w:tcPr>
           <w:p>
@@ -3303,7 +3617,7 @@
         </w:tc>
         <w:tc>
           <w:tcPr>
-            <w:tcW w:type="dxa" w:w="1003"/>
+            <w:tcW w:type="dxa" w:w="903"/>
             <w:shd w:fill="F8F9FA"/>
           </w:tcPr>
           <w:p>
@@ -3320,7 +3634,7 @@
         </w:tc>
         <w:tc>
           <w:tcPr>
-            <w:tcW w:type="dxa" w:w="1003"/>
+            <w:tcW w:type="dxa" w:w="903"/>
             <w:shd w:fill="F8F9FA"/>
           </w:tcPr>
           <w:p>
@@ -3335,11 +3649,17 @@
             </w:r>
           </w:p>
         </w:tc>
+        <w:tc>
+          <w:tcPr>
+            <w:tcW w:type="dxa" w:w="903"/>
+          </w:tcPr>
+          <w:p/>
+        </w:tc>
       </w:tr>
       <w:tr>
         <w:tc>
           <w:tcPr>
-            <w:tcW w:type="dxa" w:w="1003"/>
+            <w:tcW w:type="dxa" w:w="903"/>
           </w:tcPr>
           <w:p>
             <w:pPr>
@@ -3355,7 +3675,7 @@
         </w:tc>
         <w:tc>
           <w:tcPr>
-            <w:tcW w:type="dxa" w:w="1003"/>
+            <w:tcW w:type="dxa" w:w="903"/>
           </w:tcPr>
           <w:p>
             <w:pPr>
@@ -3371,7 +3691,7 @@
         </w:tc>
         <w:tc>
           <w:tcPr>
-            <w:tcW w:type="dxa" w:w="1003"/>
+            <w:tcW w:type="dxa" w:w="903"/>
           </w:tcPr>
           <w:p>
             <w:pPr>
@@ -3387,7 +3707,7 @@
         </w:tc>
         <w:tc>
           <w:tcPr>
-            <w:tcW w:type="dxa" w:w="1003"/>
+            <w:tcW w:type="dxa" w:w="903"/>
           </w:tcPr>
           <w:p>
             <w:pPr>
@@ -3403,7 +3723,7 @@
         </w:tc>
         <w:tc>
           <w:tcPr>
-            <w:tcW w:type="dxa" w:w="1003"/>
+            <w:tcW w:type="dxa" w:w="903"/>
           </w:tcPr>
           <w:p>
             <w:pPr>
@@ -3419,7 +3739,7 @@
         </w:tc>
         <w:tc>
           <w:tcPr>
-            <w:tcW w:type="dxa" w:w="1003"/>
+            <w:tcW w:type="dxa" w:w="903"/>
           </w:tcPr>
           <w:p>
             <w:pPr>
@@ -3435,7 +3755,7 @@
         </w:tc>
         <w:tc>
           <w:tcPr>
-            <w:tcW w:type="dxa" w:w="1003"/>
+            <w:tcW w:type="dxa" w:w="903"/>
           </w:tcPr>
           <w:p>
             <w:pPr>
@@ -3451,7 +3771,7 @@
         </w:tc>
         <w:tc>
           <w:tcPr>
-            <w:tcW w:type="dxa" w:w="1003"/>
+            <w:tcW w:type="dxa" w:w="903"/>
           </w:tcPr>
           <w:p>
             <w:pPr>
@@ -3467,7 +3787,7 @@
         </w:tc>
         <w:tc>
           <w:tcPr>
-            <w:tcW w:type="dxa" w:w="1003"/>
+            <w:tcW w:type="dxa" w:w="903"/>
           </w:tcPr>
           <w:p>
             <w:pPr>
@@ -3481,11 +3801,17 @@
             </w:r>
           </w:p>
         </w:tc>
+        <w:tc>
+          <w:tcPr>
+            <w:tcW w:type="dxa" w:w="903"/>
+          </w:tcPr>
+          <w:p/>
+        </w:tc>
       </w:tr>
       <w:tr>
         <w:tc>
           <w:tcPr>
-            <w:tcW w:type="dxa" w:w="1003"/>
+            <w:tcW w:type="dxa" w:w="903"/>
             <w:shd w:fill="F8F9FA"/>
           </w:tcPr>
           <w:p>
@@ -3502,7 +3828,7 @@
         </w:tc>
         <w:tc>
           <w:tcPr>
-            <w:tcW w:type="dxa" w:w="1003"/>
+            <w:tcW w:type="dxa" w:w="903"/>
             <w:shd w:fill="F8F9FA"/>
           </w:tcPr>
           <w:p>
@@ -3519,7 +3845,7 @@
         </w:tc>
         <w:tc>
           <w:tcPr>
-            <w:tcW w:type="dxa" w:w="1003"/>
+            <w:tcW w:type="dxa" w:w="903"/>
             <w:shd w:fill="F8F9FA"/>
           </w:tcPr>
           <w:p>
@@ -3536,7 +3862,7 @@
         </w:tc>
         <w:tc>
           <w:tcPr>
-            <w:tcW w:type="dxa" w:w="1003"/>
+            <w:tcW w:type="dxa" w:w="903"/>
             <w:shd w:fill="F8F9FA"/>
           </w:tcPr>
           <w:p>
@@ -3553,7 +3879,7 @@
         </w:tc>
         <w:tc>
           <w:tcPr>
-            <w:tcW w:type="dxa" w:w="1003"/>
+            <w:tcW w:type="dxa" w:w="903"/>
             <w:shd w:fill="F8F9FA"/>
           </w:tcPr>
           <w:p>
@@ -3570,7 +3896,7 @@
         </w:tc>
         <w:tc>
           <w:tcPr>
-            <w:tcW w:type="dxa" w:w="1003"/>
+            <w:tcW w:type="dxa" w:w="903"/>
             <w:shd w:fill="F8F9FA"/>
           </w:tcPr>
           <w:p>
@@ -3587,7 +3913,7 @@
         </w:tc>
         <w:tc>
           <w:tcPr>
-            <w:tcW w:type="dxa" w:w="1003"/>
+            <w:tcW w:type="dxa" w:w="903"/>
             <w:shd w:fill="F8F9FA"/>
           </w:tcPr>
           <w:p>
@@ -3604,7 +3930,7 @@
         </w:tc>
         <w:tc>
           <w:tcPr>
-            <w:tcW w:type="dxa" w:w="1003"/>
+            <w:tcW w:type="dxa" w:w="903"/>
             <w:shd w:fill="F8F9FA"/>
           </w:tcPr>
           <w:p>
@@ -3621,7 +3947,7 @@
         </w:tc>
         <w:tc>
           <w:tcPr>
-            <w:tcW w:type="dxa" w:w="1003"/>
+            <w:tcW w:type="dxa" w:w="903"/>
             <w:shd w:fill="F8F9FA"/>
           </w:tcPr>
           <w:p>
@@ -3636,6 +3962,12 @@
             </w:r>
           </w:p>
         </w:tc>
+        <w:tc>
+          <w:tcPr>
+            <w:tcW w:type="dxa" w:w="903"/>
+          </w:tcPr>
+          <w:p/>
+        </w:tc>
       </w:tr>
     </w:tbl>
     <w:p/>
@@ -3663,7 +3995,17 @@
     </w:p>
     <w:p>
       <w:r>
-        <w:t>$$p_{T^T} = q_T = 1, \quad q_{T^T} = p_T = 2$$</w:t>
+        <w:t>$$</w:t>
+      </w:r>
+    </w:p>
+    <w:p>
+      <w:r>
+        <w:t>p_{T^T} = q_T = 1, \quad q_{T^T} = p_T = 2</w:t>
+      </w:r>
+    </w:p>
+    <w:p>
+      <w:r>
+        <w:t>$$</w:t>
       </w:r>
     </w:p>
     <w:p>
@@ -3678,7 +4020,17 @@
     </w:p>
     <w:p>
       <w:r>
-        <w:t>$$A_{1, :} = [0.1000, -0.0740, -0.0185, 0, 0, \dots, 0]$$</w:t>
+        <w:t>$$</w:t>
+      </w:r>
+    </w:p>
+    <w:p>
+      <w:r>
+        <w:t>A_{1, :} = [0.1000, -0.0740, -0.0185, 0, 0, \dots, 0]</w:t>
+      </w:r>
+    </w:p>
+    <w:p>
+      <w:r>
+        <w:t>$$</w:t>
       </w:r>
     </w:p>
     <w:p>
@@ -3688,7 +4040,17 @@
     </w:p>
     <w:p>
       <w:r>
-        <w:t>$$B_{1, :} = [1, 0, 0, \dots, 0]$$</w:t>
+        <w:t>$$</w:t>
+      </w:r>
+    </w:p>
+    <w:p>
+      <w:r>
+        <w:t>B_{1, :} = [1, 0, 0, \dots, 0]</w:t>
+      </w:r>
+    </w:p>
+    <w:p>
+      <w:r>
+        <w:t>$$</w:t>
       </w:r>
     </w:p>
     <w:p>
@@ -3751,7 +4113,17 @@
     </w:p>
     <w:p>
       <w:r>
-        <w:t>$$\text{Memori}_{\text{dense}} = N^2 \times 8 \text{ bytes (float64)}$$</w:t>
+        <w:t>$$</w:t>
+      </w:r>
+    </w:p>
+    <w:p>
+      <w:r>
+        <w:t>\text{Memori}_{\text{dense}} = N^2 \times 8 \text{ bytes (float64)}</w:t>
+      </w:r>
+    </w:p>
+    <w:p>
+      <w:r>
+        <w:t>$$</w:t>
       </w:r>
     </w:p>
     <w:p>
@@ -3770,7 +4142,17 @@
     </w:p>
     <w:p>
       <w:r>
-        <w:t>$$\text{Memori}_{\text{banded}} = 4N \times 8 \text{ bytes} = 32N \text{ bytes (linear)}$$</w:t>
+        <w:t>$$</w:t>
+      </w:r>
+    </w:p>
+    <w:p>
+      <w:r>
+        <w:t>\text{Memori}_{\text{banded}} = 4N \times 8 \text{ bytes} = 32N \text{ bytes (linear)}</w:t>
+      </w:r>
+    </w:p>
+    <w:p>
+      <w:r>
+        <w:t>$$</w:t>
       </w:r>
     </w:p>
     <w:p>
@@ -3793,18 +4175,23 @@
         <w:tblLook w:firstColumn="1" w:firstRow="1" w:lastColumn="0" w:lastRow="0" w:noHBand="0" w:noVBand="1" w:val="04A0"/>
       </w:tblPr>
       <w:tblGrid>
-        <w:gridCol w:w="1290"/>
-        <w:gridCol w:w="1290"/>
-        <w:gridCol w:w="1290"/>
-        <w:gridCol w:w="1290"/>
-        <w:gridCol w:w="1290"/>
-        <w:gridCol w:w="1290"/>
-        <w:gridCol w:w="1290"/>
+        <w:gridCol w:w="752"/>
+        <w:gridCol w:w="752"/>
+        <w:gridCol w:w="752"/>
+        <w:gridCol w:w="752"/>
+        <w:gridCol w:w="752"/>
+        <w:gridCol w:w="752"/>
+        <w:gridCol w:w="752"/>
+        <w:gridCol w:w="752"/>
+        <w:gridCol w:w="752"/>
+        <w:gridCol w:w="752"/>
+        <w:gridCol w:w="752"/>
+        <w:gridCol w:w="752"/>
       </w:tblGrid>
       <w:tr>
         <w:tc>
           <w:tcPr>
-            <w:tcW w:type="dxa" w:w="1290"/>
+            <w:tcW w:type="dxa" w:w="752"/>
             <w:shd w:fill="EAECEE"/>
           </w:tcPr>
           <w:p>
@@ -3816,13 +4203,13 @@
                 <w:b/>
                 <w:sz w:val="19"/>
               </w:rPr>
-              <w:t>Ukuran N</w:t>
+              <w:t>UkuranN</w:t>
             </w:r>
           </w:p>
         </w:tc>
         <w:tc>
           <w:tcPr>
-            <w:tcW w:type="dxa" w:w="1290"/>
+            <w:tcW w:type="dxa" w:w="752"/>
             <w:shd w:fill="EAECEE"/>
           </w:tcPr>
           <w:p>
@@ -3840,7 +4227,7 @@
         </w:tc>
         <w:tc>
           <w:tcPr>
-            <w:tcW w:type="dxa" w:w="1290"/>
+            <w:tcW w:type="dxa" w:w="752"/>
             <w:shd w:fill="EAECEE"/>
           </w:tcPr>
           <w:p>
@@ -3858,7 +4245,7 @@
         </w:tc>
         <w:tc>
           <w:tcPr>
-            <w:tcW w:type="dxa" w:w="1290"/>
+            <w:tcW w:type="dxa" w:w="752"/>
             <w:shd w:fill="EAECEE"/>
           </w:tcPr>
           <w:p>
@@ -3876,7 +4263,7 @@
         </w:tc>
         <w:tc>
           <w:tcPr>
-            <w:tcW w:type="dxa" w:w="1290"/>
+            <w:tcW w:type="dxa" w:w="752"/>
             <w:shd w:fill="EAECEE"/>
           </w:tcPr>
           <w:p>
@@ -3894,7 +4281,7 @@
         </w:tc>
         <w:tc>
           <w:tcPr>
-            <w:tcW w:type="dxa" w:w="1290"/>
+            <w:tcW w:type="dxa" w:w="752"/>
             <w:shd w:fill="EAECEE"/>
           </w:tcPr>
           <w:p>
@@ -3912,7 +4299,7 @@
         </w:tc>
         <w:tc>
           <w:tcPr>
-            <w:tcW w:type="dxa" w:w="1290"/>
+            <w:tcW w:type="dxa" w:w="752"/>
             <w:shd w:fill="EAECEE"/>
           </w:tcPr>
           <w:p>
@@ -3928,11 +4315,96 @@
             </w:r>
           </w:p>
         </w:tc>
+        <w:tc>
+          <w:tcPr>
+            <w:tcW w:type="dxa" w:w="752"/>
+            <w:shd w:fill="EAECEE"/>
+          </w:tcPr>
+          <w:p>
+            <w:pPr>
+              <w:spacing w:after="40" w:before="40"/>
+            </w:pPr>
+            <w:r>
+              <w:rPr>
+                <w:b/>
+                <w:sz w:val="19"/>
+              </w:rPr>
+            </w:r>
+          </w:p>
+        </w:tc>
+        <w:tc>
+          <w:tcPr>
+            <w:tcW w:type="dxa" w:w="752"/>
+            <w:shd w:fill="EAECEE"/>
+          </w:tcPr>
+          <w:p>
+            <w:pPr>
+              <w:spacing w:after="40" w:before="40"/>
+            </w:pPr>
+            <w:r>
+              <w:rPr>
+                <w:b/>
+                <w:sz w:val="19"/>
+              </w:rPr>
+            </w:r>
+          </w:p>
+        </w:tc>
+        <w:tc>
+          <w:tcPr>
+            <w:tcW w:type="dxa" w:w="752"/>
+            <w:shd w:fill="EAECEE"/>
+          </w:tcPr>
+          <w:p>
+            <w:pPr>
+              <w:spacing w:after="40" w:before="40"/>
+            </w:pPr>
+            <w:r>
+              <w:rPr>
+                <w:b/>
+                <w:sz w:val="19"/>
+              </w:rPr>
+            </w:r>
+          </w:p>
+        </w:tc>
+        <w:tc>
+          <w:tcPr>
+            <w:tcW w:type="dxa" w:w="752"/>
+            <w:shd w:fill="EAECEE"/>
+          </w:tcPr>
+          <w:p>
+            <w:pPr>
+              <w:spacing w:after="40" w:before="40"/>
+            </w:pPr>
+            <w:r>
+              <w:rPr>
+                <w:b/>
+                <w:sz w:val="19"/>
+              </w:rPr>
+            </w:r>
+          </w:p>
+        </w:tc>
+        <w:tc>
+          <w:tcPr>
+            <w:tcW w:type="dxa" w:w="752"/>
+            <w:shd w:fill="EAECEE"/>
+          </w:tcPr>
+          <w:p>
+            <w:pPr>
+              <w:spacing w:after="40" w:before="40"/>
+            </w:pPr>
+            <w:r>
+              <w:rPr>
+                <w:b/>
+                <w:sz w:val="19"/>
+              </w:rPr>
+            </w:r>
+          </w:p>
+        </w:tc>
       </w:tr>
       <w:tr>
         <w:tc>
           <w:tcPr>
-            <w:tcW w:type="dxa" w:w="1290"/>
+            <w:tcW w:type="dxa" w:w="752"/>
           </w:tcPr>
           <w:p>
             <w:pPr>
@@ -3948,7 +4420,7 @@
         </w:tc>
         <w:tc>
           <w:tcPr>
-            <w:tcW w:type="dxa" w:w="1290"/>
+            <w:tcW w:type="dxa" w:w="752"/>
           </w:tcPr>
           <w:p>
             <w:pPr>
@@ -3964,7 +4436,7 @@
         </w:tc>
         <w:tc>
           <w:tcPr>
-            <w:tcW w:type="dxa" w:w="1290"/>
+            <w:tcW w:type="dxa" w:w="752"/>
           </w:tcPr>
           <w:p>
             <w:pPr>
@@ -3980,7 +4452,7 @@
         </w:tc>
         <w:tc>
           <w:tcPr>
-            <w:tcW w:type="dxa" w:w="1290"/>
+            <w:tcW w:type="dxa" w:w="752"/>
           </w:tcPr>
           <w:p>
             <w:pPr>
@@ -3996,7 +4468,7 @@
         </w:tc>
         <w:tc>
           <w:tcPr>
-            <w:tcW w:type="dxa" w:w="1290"/>
+            <w:tcW w:type="dxa" w:w="752"/>
           </w:tcPr>
           <w:p>
             <w:pPr>
@@ -4012,7 +4484,7 @@
         </w:tc>
         <w:tc>
           <w:tcPr>
-            <w:tcW w:type="dxa" w:w="1290"/>
+            <w:tcW w:type="dxa" w:w="752"/>
           </w:tcPr>
           <w:p>
             <w:pPr>
@@ -4028,7 +4500,7 @@
         </w:tc>
         <w:tc>
           <w:tcPr>
-            <w:tcW w:type="dxa" w:w="1290"/>
+            <w:tcW w:type="dxa" w:w="752"/>
           </w:tcPr>
           <w:p>
             <w:pPr>
@@ -4042,11 +4514,41 @@
             </w:r>
           </w:p>
         </w:tc>
+        <w:tc>
+          <w:tcPr>
+            <w:tcW w:type="dxa" w:w="752"/>
+          </w:tcPr>
+          <w:p/>
+        </w:tc>
+        <w:tc>
+          <w:tcPr>
+            <w:tcW w:type="dxa" w:w="752"/>
+          </w:tcPr>
+          <w:p/>
+        </w:tc>
+        <w:tc>
+          <w:tcPr>
+            <w:tcW w:type="dxa" w:w="752"/>
+          </w:tcPr>
+          <w:p/>
+        </w:tc>
+        <w:tc>
+          <w:tcPr>
+            <w:tcW w:type="dxa" w:w="752"/>
+          </w:tcPr>
+          <w:p/>
+        </w:tc>
+        <w:tc>
+          <w:tcPr>
+            <w:tcW w:type="dxa" w:w="752"/>
+          </w:tcPr>
+          <w:p/>
+        </w:tc>
       </w:tr>
       <w:tr>
         <w:tc>
           <w:tcPr>
-            <w:tcW w:type="dxa" w:w="1290"/>
+            <w:tcW w:type="dxa" w:w="752"/>
             <w:shd w:fill="F8F9FA"/>
           </w:tcPr>
           <w:p>
@@ -4063,7 +4565,7 @@
         </w:tc>
         <w:tc>
           <w:tcPr>
-            <w:tcW w:type="dxa" w:w="1290"/>
+            <w:tcW w:type="dxa" w:w="752"/>
             <w:shd w:fill="F8F9FA"/>
           </w:tcPr>
           <w:p>
@@ -4080,7 +4582,7 @@
         </w:tc>
         <w:tc>
           <w:tcPr>
-            <w:tcW w:type="dxa" w:w="1290"/>
+            <w:tcW w:type="dxa" w:w="752"/>
             <w:shd w:fill="F8F9FA"/>
           </w:tcPr>
           <w:p>
@@ -4097,7 +4599,7 @@
         </w:tc>
         <w:tc>
           <w:tcPr>
-            <w:tcW w:type="dxa" w:w="1290"/>
+            <w:tcW w:type="dxa" w:w="752"/>
             <w:shd w:fill="F8F9FA"/>
           </w:tcPr>
           <w:p>
@@ -4114,7 +4616,7 @@
         </w:tc>
         <w:tc>
           <w:tcPr>
-            <w:tcW w:type="dxa" w:w="1290"/>
+            <w:tcW w:type="dxa" w:w="752"/>
             <w:shd w:fill="F8F9FA"/>
           </w:tcPr>
           <w:p>
@@ -4131,7 +4633,7 @@
         </w:tc>
         <w:tc>
           <w:tcPr>
-            <w:tcW w:type="dxa" w:w="1290"/>
+            <w:tcW w:type="dxa" w:w="752"/>
             <w:shd w:fill="F8F9FA"/>
           </w:tcPr>
           <w:p>
@@ -4148,7 +4650,7 @@
         </w:tc>
         <w:tc>
           <w:tcPr>
-            <w:tcW w:type="dxa" w:w="1290"/>
+            <w:tcW w:type="dxa" w:w="752"/>
             <w:shd w:fill="F8F9FA"/>
           </w:tcPr>
           <w:p>
@@ -4163,11 +4665,41 @@
             </w:r>
           </w:p>
         </w:tc>
+        <w:tc>
+          <w:tcPr>
+            <w:tcW w:type="dxa" w:w="752"/>
+          </w:tcPr>
+          <w:p/>
+        </w:tc>
+        <w:tc>
+          <w:tcPr>
+            <w:tcW w:type="dxa" w:w="752"/>
+          </w:tcPr>
+          <w:p/>
+        </w:tc>
+        <w:tc>
+          <w:tcPr>
+            <w:tcW w:type="dxa" w:w="752"/>
+          </w:tcPr>
+          <w:p/>
+        </w:tc>
+        <w:tc>
+          <w:tcPr>
+            <w:tcW w:type="dxa" w:w="752"/>
+          </w:tcPr>
+          <w:p/>
+        </w:tc>
+        <w:tc>
+          <w:tcPr>
+            <w:tcW w:type="dxa" w:w="752"/>
+          </w:tcPr>
+          <w:p/>
+        </w:tc>
       </w:tr>
       <w:tr>
         <w:tc>
           <w:tcPr>
-            <w:tcW w:type="dxa" w:w="1290"/>
+            <w:tcW w:type="dxa" w:w="752"/>
           </w:tcPr>
           <w:p>
             <w:pPr>
@@ -4183,7 +4715,7 @@
         </w:tc>
         <w:tc>
           <w:tcPr>
-            <w:tcW w:type="dxa" w:w="1290"/>
+            <w:tcW w:type="dxa" w:w="752"/>
           </w:tcPr>
           <w:p>
             <w:pPr>
@@ -4199,7 +4731,7 @@
         </w:tc>
         <w:tc>
           <w:tcPr>
-            <w:tcW w:type="dxa" w:w="1290"/>
+            <w:tcW w:type="dxa" w:w="752"/>
           </w:tcPr>
           <w:p>
             <w:pPr>
@@ -4215,7 +4747,7 @@
         </w:tc>
         <w:tc>
           <w:tcPr>
-            <w:tcW w:type="dxa" w:w="1290"/>
+            <w:tcW w:type="dxa" w:w="752"/>
           </w:tcPr>
           <w:p>
             <w:pPr>
@@ -4231,7 +4763,7 @@
         </w:tc>
         <w:tc>
           <w:tcPr>
-            <w:tcW w:type="dxa" w:w="1290"/>
+            <w:tcW w:type="dxa" w:w="752"/>
           </w:tcPr>
           <w:p>
             <w:pPr>
@@ -4247,7 +4779,7 @@
         </w:tc>
         <w:tc>
           <w:tcPr>
-            <w:tcW w:type="dxa" w:w="1290"/>
+            <w:tcW w:type="dxa" w:w="752"/>
           </w:tcPr>
           <w:p>
             <w:pPr>
@@ -4263,7 +4795,7 @@
         </w:tc>
         <w:tc>
           <w:tcPr>
-            <w:tcW w:type="dxa" w:w="1290"/>
+            <w:tcW w:type="dxa" w:w="752"/>
           </w:tcPr>
           <w:p>
             <w:pPr>
@@ -4277,11 +4809,41 @@
             </w:r>
           </w:p>
         </w:tc>
+        <w:tc>
+          <w:tcPr>
+            <w:tcW w:type="dxa" w:w="752"/>
+          </w:tcPr>
+          <w:p/>
+        </w:tc>
+        <w:tc>
+          <w:tcPr>
+            <w:tcW w:type="dxa" w:w="752"/>
+          </w:tcPr>
+          <w:p/>
+        </w:tc>
+        <w:tc>
+          <w:tcPr>
+            <w:tcW w:type="dxa" w:w="752"/>
+          </w:tcPr>
+          <w:p/>
+        </w:tc>
+        <w:tc>
+          <w:tcPr>
+            <w:tcW w:type="dxa" w:w="752"/>
+          </w:tcPr>
+          <w:p/>
+        </w:tc>
+        <w:tc>
+          <w:tcPr>
+            <w:tcW w:type="dxa" w:w="752"/>
+          </w:tcPr>
+          <w:p/>
+        </w:tc>
       </w:tr>
       <w:tr>
         <w:tc>
           <w:tcPr>
-            <w:tcW w:type="dxa" w:w="1290"/>
+            <w:tcW w:type="dxa" w:w="752"/>
             <w:shd w:fill="F8F9FA"/>
           </w:tcPr>
           <w:p>
@@ -4298,7 +4860,7 @@
         </w:tc>
         <w:tc>
           <w:tcPr>
-            <w:tcW w:type="dxa" w:w="1290"/>
+            <w:tcW w:type="dxa" w:w="752"/>
             <w:shd w:fill="F8F9FA"/>
           </w:tcPr>
           <w:p>
@@ -4315,7 +4877,7 @@
         </w:tc>
         <w:tc>
           <w:tcPr>
-            <w:tcW w:type="dxa" w:w="1290"/>
+            <w:tcW w:type="dxa" w:w="752"/>
             <w:shd w:fill="F8F9FA"/>
           </w:tcPr>
           <w:p>
@@ -4332,7 +4894,7 @@
         </w:tc>
         <w:tc>
           <w:tcPr>
-            <w:tcW w:type="dxa" w:w="1290"/>
+            <w:tcW w:type="dxa" w:w="752"/>
             <w:shd w:fill="F8F9FA"/>
           </w:tcPr>
           <w:p>
@@ -4349,7 +4911,7 @@
         </w:tc>
         <w:tc>
           <w:tcPr>
-            <w:tcW w:type="dxa" w:w="1290"/>
+            <w:tcW w:type="dxa" w:w="752"/>
             <w:shd w:fill="F8F9FA"/>
           </w:tcPr>
           <w:p>
@@ -4366,7 +4928,7 @@
         </w:tc>
         <w:tc>
           <w:tcPr>
-            <w:tcW w:type="dxa" w:w="1290"/>
+            <w:tcW w:type="dxa" w:w="752"/>
             <w:shd w:fill="F8F9FA"/>
           </w:tcPr>
           <w:p>
@@ -4383,7 +4945,7 @@
         </w:tc>
         <w:tc>
           <w:tcPr>
-            <w:tcW w:type="dxa" w:w="1290"/>
+            <w:tcW w:type="dxa" w:w="752"/>
             <w:shd w:fill="F8F9FA"/>
           </w:tcPr>
           <w:p>
@@ -4398,11 +4960,41 @@
             </w:r>
           </w:p>
         </w:tc>
+        <w:tc>
+          <w:tcPr>
+            <w:tcW w:type="dxa" w:w="752"/>
+          </w:tcPr>
+          <w:p/>
+        </w:tc>
+        <w:tc>
+          <w:tcPr>
+            <w:tcW w:type="dxa" w:w="752"/>
+          </w:tcPr>
+          <w:p/>
+        </w:tc>
+        <w:tc>
+          <w:tcPr>
+            <w:tcW w:type="dxa" w:w="752"/>
+          </w:tcPr>
+          <w:p/>
+        </w:tc>
+        <w:tc>
+          <w:tcPr>
+            <w:tcW w:type="dxa" w:w="752"/>
+          </w:tcPr>
+          <w:p/>
+        </w:tc>
+        <w:tc>
+          <w:tcPr>
+            <w:tcW w:type="dxa" w:w="752"/>
+          </w:tcPr>
+          <w:p/>
+        </w:tc>
       </w:tr>
       <w:tr>
         <w:tc>
           <w:tcPr>
-            <w:tcW w:type="dxa" w:w="1290"/>
+            <w:tcW w:type="dxa" w:w="752"/>
           </w:tcPr>
           <w:p>
             <w:pPr>
@@ -4418,7 +5010,7 @@
         </w:tc>
         <w:tc>
           <w:tcPr>
-            <w:tcW w:type="dxa" w:w="1290"/>
+            <w:tcW w:type="dxa" w:w="752"/>
           </w:tcPr>
           <w:p>
             <w:pPr>
@@ -4434,7 +5026,7 @@
         </w:tc>
         <w:tc>
           <w:tcPr>
-            <w:tcW w:type="dxa" w:w="1290"/>
+            <w:tcW w:type="dxa" w:w="752"/>
           </w:tcPr>
           <w:p>
             <w:pPr>
@@ -4450,7 +5042,7 @@
         </w:tc>
         <w:tc>
           <w:tcPr>
-            <w:tcW w:type="dxa" w:w="1290"/>
+            <w:tcW w:type="dxa" w:w="752"/>
           </w:tcPr>
           <w:p>
             <w:pPr>
@@ -4466,7 +5058,7 @@
         </w:tc>
         <w:tc>
           <w:tcPr>
-            <w:tcW w:type="dxa" w:w="1290"/>
+            <w:tcW w:type="dxa" w:w="752"/>
           </w:tcPr>
           <w:p>
             <w:pPr>
@@ -4482,7 +5074,7 @@
         </w:tc>
         <w:tc>
           <w:tcPr>
-            <w:tcW w:type="dxa" w:w="1290"/>
+            <w:tcW w:type="dxa" w:w="752"/>
           </w:tcPr>
           <w:p>
             <w:pPr>
@@ -4498,7 +5090,7 @@
         </w:tc>
         <w:tc>
           <w:tcPr>
-            <w:tcW w:type="dxa" w:w="1290"/>
+            <w:tcW w:type="dxa" w:w="752"/>
           </w:tcPr>
           <w:p>
             <w:pPr>
@@ -4512,11 +5104,41 @@
             </w:r>
           </w:p>
         </w:tc>
+        <w:tc>
+          <w:tcPr>
+            <w:tcW w:type="dxa" w:w="752"/>
+          </w:tcPr>
+          <w:p/>
+        </w:tc>
+        <w:tc>
+          <w:tcPr>
+            <w:tcW w:type="dxa" w:w="752"/>
+          </w:tcPr>
+          <w:p/>
+        </w:tc>
+        <w:tc>
+          <w:tcPr>
+            <w:tcW w:type="dxa" w:w="752"/>
+          </w:tcPr>
+          <w:p/>
+        </w:tc>
+        <w:tc>
+          <w:tcPr>
+            <w:tcW w:type="dxa" w:w="752"/>
+          </w:tcPr>
+          <w:p/>
+        </w:tc>
+        <w:tc>
+          <w:tcPr>
+            <w:tcW w:type="dxa" w:w="752"/>
+          </w:tcPr>
+          <w:p/>
+        </w:tc>
       </w:tr>
       <w:tr>
         <w:tc>
           <w:tcPr>
-            <w:tcW w:type="dxa" w:w="1290"/>
+            <w:tcW w:type="dxa" w:w="752"/>
             <w:shd w:fill="F8F9FA"/>
           </w:tcPr>
           <w:p>
@@ -4533,7 +5155,7 @@
         </w:tc>
         <w:tc>
           <w:tcPr>
-            <w:tcW w:type="dxa" w:w="1290"/>
+            <w:tcW w:type="dxa" w:w="752"/>
             <w:shd w:fill="F8F9FA"/>
           </w:tcPr>
           <w:p>
@@ -4550,7 +5172,7 @@
         </w:tc>
         <w:tc>
           <w:tcPr>
-            <w:tcW w:type="dxa" w:w="1290"/>
+            <w:tcW w:type="dxa" w:w="752"/>
             <w:shd w:fill="F8F9FA"/>
           </w:tcPr>
           <w:p>
@@ -4567,7 +5189,7 @@
         </w:tc>
         <w:tc>
           <w:tcPr>
-            <w:tcW w:type="dxa" w:w="1290"/>
+            <w:tcW w:type="dxa" w:w="752"/>
             <w:shd w:fill="F8F9FA"/>
           </w:tcPr>
           <w:p>
@@ -4584,7 +5206,7 @@
         </w:tc>
         <w:tc>
           <w:tcPr>
-            <w:tcW w:type="dxa" w:w="1290"/>
+            <w:tcW w:type="dxa" w:w="752"/>
             <w:shd w:fill="F8F9FA"/>
           </w:tcPr>
           <w:p>
@@ -4601,7 +5223,7 @@
         </w:tc>
         <w:tc>
           <w:tcPr>
-            <w:tcW w:type="dxa" w:w="1290"/>
+            <w:tcW w:type="dxa" w:w="752"/>
             <w:shd w:fill="F8F9FA"/>
           </w:tcPr>
           <w:p>
@@ -4618,7 +5240,7 @@
         </w:tc>
         <w:tc>
           <w:tcPr>
-            <w:tcW w:type="dxa" w:w="1290"/>
+            <w:tcW w:type="dxa" w:w="752"/>
             <w:shd w:fill="F8F9FA"/>
           </w:tcPr>
           <w:p>
@@ -4632,6 +5254,36 @@
               <w:t>99.22%</w:t>
             </w:r>
           </w:p>
+        </w:tc>
+        <w:tc>
+          <w:tcPr>
+            <w:tcW w:type="dxa" w:w="752"/>
+          </w:tcPr>
+          <w:p/>
+        </w:tc>
+        <w:tc>
+          <w:tcPr>
+            <w:tcW w:type="dxa" w:w="752"/>
+          </w:tcPr>
+          <w:p/>
+        </w:tc>
+        <w:tc>
+          <w:tcPr>
+            <w:tcW w:type="dxa" w:w="752"/>
+          </w:tcPr>
+          <w:p/>
+        </w:tc>
+        <w:tc>
+          <w:tcPr>
+            <w:tcW w:type="dxa" w:w="752"/>
+          </w:tcPr>
+          <w:p/>
+        </w:tc>
+        <w:tc>
+          <w:tcPr>
+            <w:tcW w:type="dxa" w:w="752"/>
+          </w:tcPr>
+          <w:p/>
         </w:tc>
       </w:tr>
     </w:tbl>
@@ -5105,25 +5757,27 @@
         <w:tblLook w:firstColumn="1" w:firstRow="1" w:lastColumn="0" w:lastRow="0" w:noHBand="0" w:noVBand="1" w:val="04A0"/>
       </w:tblPr>
       <w:tblGrid>
-        <w:gridCol w:w="645"/>
-        <w:gridCol w:w="645"/>
-        <w:gridCol w:w="645"/>
-        <w:gridCol w:w="645"/>
-        <w:gridCol w:w="645"/>
-        <w:gridCol w:w="645"/>
-        <w:gridCol w:w="645"/>
-        <w:gridCol w:w="645"/>
-        <w:gridCol w:w="645"/>
-        <w:gridCol w:w="645"/>
-        <w:gridCol w:w="645"/>
-        <w:gridCol w:w="645"/>
-        <w:gridCol w:w="645"/>
-        <w:gridCol w:w="645"/>
+        <w:gridCol w:w="564"/>
+        <w:gridCol w:w="564"/>
+        <w:gridCol w:w="564"/>
+        <w:gridCol w:w="564"/>
+        <w:gridCol w:w="564"/>
+        <w:gridCol w:w="564"/>
+        <w:gridCol w:w="564"/>
+        <w:gridCol w:w="564"/>
+        <w:gridCol w:w="564"/>
+        <w:gridCol w:w="564"/>
+        <w:gridCol w:w="564"/>
+        <w:gridCol w:w="564"/>
+        <w:gridCol w:w="564"/>
+        <w:gridCol w:w="564"/>
+        <w:gridCol w:w="564"/>
+        <w:gridCol w:w="564"/>
       </w:tblGrid>
       <w:tr>
         <w:tc>
           <w:tcPr>
-            <w:tcW w:type="dxa" w:w="645"/>
+            <w:tcW w:type="dxa" w:w="564"/>
             <w:shd w:fill="EAECEE"/>
           </w:tcPr>
           <w:p>
@@ -5135,13 +5789,13 @@
                 <w:b/>
                 <w:sz w:val="19"/>
               </w:rPr>
-              <w:t>Ukuran N</w:t>
+              <w:t>UkuranN</w:t>
             </w:r>
           </w:p>
         </w:tc>
         <w:tc>
           <w:tcPr>
-            <w:tcW w:type="dxa" w:w="645"/>
+            <w:tcW w:type="dxa" w:w="564"/>
             <w:shd w:fill="EAECEE"/>
           </w:tcPr>
           <w:p>
@@ -5159,7 +5813,7 @@
         </w:tc>
         <w:tc>
           <w:tcPr>
-            <w:tcW w:type="dxa" w:w="645"/>
+            <w:tcW w:type="dxa" w:w="564"/>
             <w:shd w:fill="EAECEE"/>
           </w:tcPr>
           <w:p>
@@ -5177,7 +5831,7 @@
         </w:tc>
         <w:tc>
           <w:tcPr>
-            <w:tcW w:type="dxa" w:w="645"/>
+            <w:tcW w:type="dxa" w:w="564"/>
             <w:shd w:fill="EAECEE"/>
           </w:tcPr>
           <w:p>
@@ -5195,7 +5849,7 @@
         </w:tc>
         <w:tc>
           <w:tcPr>
-            <w:tcW w:type="dxa" w:w="645"/>
+            <w:tcW w:type="dxa" w:w="564"/>
             <w:shd w:fill="EAECEE"/>
           </w:tcPr>
           <w:p>
@@ -5207,13 +5861,13 @@
                 <w:b/>
                 <w:sz w:val="19"/>
               </w:rPr>
-              <w:t>Bilangan Kondisi \kappa_2(B)</w:t>
+              <w:t>Bilangan Kondisi\kappa_2(B)</w:t>
             </w:r>
           </w:p>
         </w:tc>
         <w:tc>
           <w:tcPr>
-            <w:tcW w:type="dxa" w:w="645"/>
+            <w:tcW w:type="dxa" w:w="564"/>
             <w:shd w:fill="EAECEE"/>
           </w:tcPr>
           <w:p>
@@ -5225,13 +5879,13 @@
                 <w:b/>
                 <w:sz w:val="19"/>
               </w:rPr>
-              <w:t>Residual \</w:t>
+              <w:t>Residual\</w:t>
             </w:r>
           </w:p>
         </w:tc>
         <w:tc>
           <w:tcPr>
-            <w:tcW w:type="dxa" w:w="645"/>
+            <w:tcW w:type="dxa" w:w="564"/>
             <w:shd w:fill="EAECEE"/>
           </w:tcPr>
           <w:p>
@@ -5249,7 +5903,7 @@
         </w:tc>
         <w:tc>
           <w:tcPr>
-            <w:tcW w:type="dxa" w:w="645"/>
+            <w:tcW w:type="dxa" w:w="564"/>
             <w:shd w:fill="EAECEE"/>
           </w:tcPr>
           <w:p>
@@ -5267,7 +5921,7 @@
         </w:tc>
         <w:tc>
           <w:tcPr>
-            <w:tcW w:type="dxa" w:w="645"/>
+            <w:tcW w:type="dxa" w:w="564"/>
             <w:shd w:fill="EAECEE"/>
           </w:tcPr>
           <w:p>
@@ -5279,13 +5933,13 @@
                 <w:b/>
                 <w:sz w:val="19"/>
               </w:rPr>
-              <w:t xml:space="preserve">Galat Normalisasi </w:t>
+              <w:t>Galat Normalisasi</w:t>
             </w:r>
           </w:p>
         </w:tc>
         <w:tc>
           <w:tcPr>
-            <w:tcW w:type="dxa" w:w="645"/>
+            <w:tcW w:type="dxa" w:w="564"/>
             <w:shd w:fill="EAECEE"/>
           </w:tcPr>
           <w:p>
@@ -5303,7 +5957,7 @@
         </w:tc>
         <w:tc>
           <w:tcPr>
-            <w:tcW w:type="dxa" w:w="645"/>
+            <w:tcW w:type="dxa" w:w="564"/>
             <w:shd w:fill="EAECEE"/>
           </w:tcPr>
           <w:p>
@@ -5320,7 +5974,7 @@
         </w:tc>
         <w:tc>
           <w:tcPr>
-            <w:tcW w:type="dxa" w:w="645"/>
+            <w:tcW w:type="dxa" w:w="564"/>
             <w:shd w:fill="EAECEE"/>
           </w:tcPr>
           <w:p>
@@ -5332,13 +5986,13 @@
                 <w:b/>
                 <w:sz w:val="19"/>
               </w:rPr>
-              <w:t>Selisih Solusi \</w:t>
+              <w:t>Selisih Solusi\</w:t>
             </w:r>
           </w:p>
         </w:tc>
         <w:tc>
           <w:tcPr>
-            <w:tcW w:type="dxa" w:w="645"/>
+            <w:tcW w:type="dxa" w:w="564"/>
             <w:shd w:fill="EAECEE"/>
           </w:tcPr>
           <w:p>
@@ -5356,7 +6010,7 @@
         </w:tc>
         <w:tc>
           <w:tcPr>
-            <w:tcW w:type="dxa" w:w="645"/>
+            <w:tcW w:type="dxa" w:w="564"/>
             <w:shd w:fill="EAECEE"/>
           </w:tcPr>
           <w:p>
@@ -5372,11 +6026,45 @@
             </w:r>
           </w:p>
         </w:tc>
+        <w:tc>
+          <w:tcPr>
+            <w:tcW w:type="dxa" w:w="564"/>
+            <w:shd w:fill="EAECEE"/>
+          </w:tcPr>
+          <w:p>
+            <w:pPr>
+              <w:spacing w:after="40" w:before="40"/>
+            </w:pPr>
+            <w:r>
+              <w:rPr>
+                <w:b/>
+                <w:sz w:val="19"/>
+              </w:rPr>
+            </w:r>
+          </w:p>
+        </w:tc>
+        <w:tc>
+          <w:tcPr>
+            <w:tcW w:type="dxa" w:w="564"/>
+            <w:shd w:fill="EAECEE"/>
+          </w:tcPr>
+          <w:p>
+            <w:pPr>
+              <w:spacing w:after="40" w:before="40"/>
+            </w:pPr>
+            <w:r>
+              <w:rPr>
+                <w:b/>
+                <w:sz w:val="19"/>
+              </w:rPr>
+            </w:r>
+          </w:p>
+        </w:tc>
       </w:tr>
       <w:tr>
         <w:tc>
           <w:tcPr>
-            <w:tcW w:type="dxa" w:w="645"/>
+            <w:tcW w:type="dxa" w:w="564"/>
           </w:tcPr>
           <w:p>
             <w:pPr>
@@ -5392,7 +6080,7 @@
         </w:tc>
         <w:tc>
           <w:tcPr>
-            <w:tcW w:type="dxa" w:w="645"/>
+            <w:tcW w:type="dxa" w:w="564"/>
           </w:tcPr>
           <w:p>
             <w:pPr>
@@ -5408,7 +6096,7 @@
         </w:tc>
         <w:tc>
           <w:tcPr>
-            <w:tcW w:type="dxa" w:w="645"/>
+            <w:tcW w:type="dxa" w:w="564"/>
           </w:tcPr>
           <w:p>
             <w:pPr>
@@ -5424,7 +6112,7 @@
         </w:tc>
         <w:tc>
           <w:tcPr>
-            <w:tcW w:type="dxa" w:w="645"/>
+            <w:tcW w:type="dxa" w:w="564"/>
           </w:tcPr>
           <w:p>
             <w:pPr>
@@ -5440,7 +6128,7 @@
         </w:tc>
         <w:tc>
           <w:tcPr>
-            <w:tcW w:type="dxa" w:w="645"/>
+            <w:tcW w:type="dxa" w:w="564"/>
           </w:tcPr>
           <w:p>
             <w:pPr>
@@ -5456,7 +6144,7 @@
         </w:tc>
         <w:tc>
           <w:tcPr>
-            <w:tcW w:type="dxa" w:w="645"/>
+            <w:tcW w:type="dxa" w:w="564"/>
           </w:tcPr>
           <w:p>
             <w:pPr>
@@ -5472,7 +6160,7 @@
         </w:tc>
         <w:tc>
           <w:tcPr>
-            <w:tcW w:type="dxa" w:w="645"/>
+            <w:tcW w:type="dxa" w:w="564"/>
           </w:tcPr>
           <w:p>
             <w:pPr>
@@ -5488,7 +6176,7 @@
         </w:tc>
         <w:tc>
           <w:tcPr>
-            <w:tcW w:type="dxa" w:w="645"/>
+            <w:tcW w:type="dxa" w:w="564"/>
           </w:tcPr>
           <w:p>
             <w:pPr>
@@ -5504,37 +6192,49 @@
         </w:tc>
         <w:tc>
           <w:tcPr>
-            <w:tcW w:type="dxa" w:w="645"/>
+            <w:tcW w:type="dxa" w:w="564"/>
           </w:tcPr>
           <w:p/>
         </w:tc>
         <w:tc>
           <w:tcPr>
-            <w:tcW w:type="dxa" w:w="645"/>
+            <w:tcW w:type="dxa" w:w="564"/>
           </w:tcPr>
           <w:p/>
         </w:tc>
         <w:tc>
           <w:tcPr>
-            <w:tcW w:type="dxa" w:w="645"/>
+            <w:tcW w:type="dxa" w:w="564"/>
           </w:tcPr>
           <w:p/>
         </w:tc>
         <w:tc>
           <w:tcPr>
-            <w:tcW w:type="dxa" w:w="645"/>
+            <w:tcW w:type="dxa" w:w="564"/>
           </w:tcPr>
           <w:p/>
         </w:tc>
         <w:tc>
           <w:tcPr>
-            <w:tcW w:type="dxa" w:w="645"/>
+            <w:tcW w:type="dxa" w:w="564"/>
           </w:tcPr>
           <w:p/>
         </w:tc>
         <w:tc>
           <w:tcPr>
-            <w:tcW w:type="dxa" w:w="645"/>
+            <w:tcW w:type="dxa" w:w="564"/>
+          </w:tcPr>
+          <w:p/>
+        </w:tc>
+        <w:tc>
+          <w:tcPr>
+            <w:tcW w:type="dxa" w:w="564"/>
+          </w:tcPr>
+          <w:p/>
+        </w:tc>
+        <w:tc>
+          <w:tcPr>
+            <w:tcW w:type="dxa" w:w="564"/>
           </w:tcPr>
           <w:p/>
         </w:tc>
@@ -5542,7 +6242,7 @@
       <w:tr>
         <w:tc>
           <w:tcPr>
-            <w:tcW w:type="dxa" w:w="645"/>
+            <w:tcW w:type="dxa" w:w="564"/>
             <w:shd w:fill="F8F9FA"/>
           </w:tcPr>
           <w:p>
@@ -5559,7 +6259,7 @@
         </w:tc>
         <w:tc>
           <w:tcPr>
-            <w:tcW w:type="dxa" w:w="645"/>
+            <w:tcW w:type="dxa" w:w="564"/>
             <w:shd w:fill="F8F9FA"/>
           </w:tcPr>
           <w:p>
@@ -5576,7 +6276,7 @@
         </w:tc>
         <w:tc>
           <w:tcPr>
-            <w:tcW w:type="dxa" w:w="645"/>
+            <w:tcW w:type="dxa" w:w="564"/>
             <w:shd w:fill="F8F9FA"/>
           </w:tcPr>
           <w:p>
@@ -5593,7 +6293,7 @@
         </w:tc>
         <w:tc>
           <w:tcPr>
-            <w:tcW w:type="dxa" w:w="645"/>
+            <w:tcW w:type="dxa" w:w="564"/>
             <w:shd w:fill="F8F9FA"/>
           </w:tcPr>
           <w:p>
@@ -5610,7 +6310,7 @@
         </w:tc>
         <w:tc>
           <w:tcPr>
-            <w:tcW w:type="dxa" w:w="645"/>
+            <w:tcW w:type="dxa" w:w="564"/>
             <w:shd w:fill="F8F9FA"/>
           </w:tcPr>
           <w:p>
@@ -5627,7 +6327,7 @@
         </w:tc>
         <w:tc>
           <w:tcPr>
-            <w:tcW w:type="dxa" w:w="645"/>
+            <w:tcW w:type="dxa" w:w="564"/>
             <w:shd w:fill="F8F9FA"/>
           </w:tcPr>
           <w:p>
@@ -5644,7 +6344,7 @@
         </w:tc>
         <w:tc>
           <w:tcPr>
-            <w:tcW w:type="dxa" w:w="645"/>
+            <w:tcW w:type="dxa" w:w="564"/>
             <w:shd w:fill="F8F9FA"/>
           </w:tcPr>
           <w:p>
@@ -5661,7 +6361,7 @@
         </w:tc>
         <w:tc>
           <w:tcPr>
-            <w:tcW w:type="dxa" w:w="645"/>
+            <w:tcW w:type="dxa" w:w="564"/>
             <w:shd w:fill="F8F9FA"/>
           </w:tcPr>
           <w:p>
@@ -5678,37 +6378,49 @@
         </w:tc>
         <w:tc>
           <w:tcPr>
-            <w:tcW w:type="dxa" w:w="645"/>
+            <w:tcW w:type="dxa" w:w="564"/>
           </w:tcPr>
           <w:p/>
         </w:tc>
         <w:tc>
           <w:tcPr>
-            <w:tcW w:type="dxa" w:w="645"/>
+            <w:tcW w:type="dxa" w:w="564"/>
           </w:tcPr>
           <w:p/>
         </w:tc>
         <w:tc>
           <w:tcPr>
-            <w:tcW w:type="dxa" w:w="645"/>
+            <w:tcW w:type="dxa" w:w="564"/>
           </w:tcPr>
           <w:p/>
         </w:tc>
         <w:tc>
           <w:tcPr>
-            <w:tcW w:type="dxa" w:w="645"/>
+            <w:tcW w:type="dxa" w:w="564"/>
           </w:tcPr>
           <w:p/>
         </w:tc>
         <w:tc>
           <w:tcPr>
-            <w:tcW w:type="dxa" w:w="645"/>
+            <w:tcW w:type="dxa" w:w="564"/>
           </w:tcPr>
           <w:p/>
         </w:tc>
         <w:tc>
           <w:tcPr>
-            <w:tcW w:type="dxa" w:w="645"/>
+            <w:tcW w:type="dxa" w:w="564"/>
+          </w:tcPr>
+          <w:p/>
+        </w:tc>
+        <w:tc>
+          <w:tcPr>
+            <w:tcW w:type="dxa" w:w="564"/>
+          </w:tcPr>
+          <w:p/>
+        </w:tc>
+        <w:tc>
+          <w:tcPr>
+            <w:tcW w:type="dxa" w:w="564"/>
           </w:tcPr>
           <w:p/>
         </w:tc>
@@ -5716,7 +6428,7 @@
       <w:tr>
         <w:tc>
           <w:tcPr>
-            <w:tcW w:type="dxa" w:w="645"/>
+            <w:tcW w:type="dxa" w:w="564"/>
           </w:tcPr>
           <w:p>
             <w:pPr>
@@ -5732,7 +6444,7 @@
         </w:tc>
         <w:tc>
           <w:tcPr>
-            <w:tcW w:type="dxa" w:w="645"/>
+            <w:tcW w:type="dxa" w:w="564"/>
           </w:tcPr>
           <w:p>
             <w:pPr>
@@ -5748,7 +6460,7 @@
         </w:tc>
         <w:tc>
           <w:tcPr>
-            <w:tcW w:type="dxa" w:w="645"/>
+            <w:tcW w:type="dxa" w:w="564"/>
           </w:tcPr>
           <w:p>
             <w:pPr>
@@ -5764,7 +6476,7 @@
         </w:tc>
         <w:tc>
           <w:tcPr>
-            <w:tcW w:type="dxa" w:w="645"/>
+            <w:tcW w:type="dxa" w:w="564"/>
           </w:tcPr>
           <w:p>
             <w:pPr>
@@ -5780,7 +6492,7 @@
         </w:tc>
         <w:tc>
           <w:tcPr>
-            <w:tcW w:type="dxa" w:w="645"/>
+            <w:tcW w:type="dxa" w:w="564"/>
           </w:tcPr>
           <w:p>
             <w:pPr>
@@ -5796,7 +6508,7 @@
         </w:tc>
         <w:tc>
           <w:tcPr>
-            <w:tcW w:type="dxa" w:w="645"/>
+            <w:tcW w:type="dxa" w:w="564"/>
           </w:tcPr>
           <w:p>
             <w:pPr>
@@ -5812,7 +6524,7 @@
         </w:tc>
         <w:tc>
           <w:tcPr>
-            <w:tcW w:type="dxa" w:w="645"/>
+            <w:tcW w:type="dxa" w:w="564"/>
           </w:tcPr>
           <w:p>
             <w:pPr>
@@ -5828,7 +6540,7 @@
         </w:tc>
         <w:tc>
           <w:tcPr>
-            <w:tcW w:type="dxa" w:w="645"/>
+            <w:tcW w:type="dxa" w:w="564"/>
           </w:tcPr>
           <w:p>
             <w:pPr>
@@ -5844,37 +6556,49 @@
         </w:tc>
         <w:tc>
           <w:tcPr>
-            <w:tcW w:type="dxa" w:w="645"/>
+            <w:tcW w:type="dxa" w:w="564"/>
           </w:tcPr>
           <w:p/>
         </w:tc>
         <w:tc>
           <w:tcPr>
-            <w:tcW w:type="dxa" w:w="645"/>
+            <w:tcW w:type="dxa" w:w="564"/>
           </w:tcPr>
           <w:p/>
         </w:tc>
         <w:tc>
           <w:tcPr>
-            <w:tcW w:type="dxa" w:w="645"/>
+            <w:tcW w:type="dxa" w:w="564"/>
           </w:tcPr>
           <w:p/>
         </w:tc>
         <w:tc>
           <w:tcPr>
-            <w:tcW w:type="dxa" w:w="645"/>
+            <w:tcW w:type="dxa" w:w="564"/>
           </w:tcPr>
           <w:p/>
         </w:tc>
         <w:tc>
           <w:tcPr>
-            <w:tcW w:type="dxa" w:w="645"/>
+            <w:tcW w:type="dxa" w:w="564"/>
           </w:tcPr>
           <w:p/>
         </w:tc>
         <w:tc>
           <w:tcPr>
-            <w:tcW w:type="dxa" w:w="645"/>
+            <w:tcW w:type="dxa" w:w="564"/>
+          </w:tcPr>
+          <w:p/>
+        </w:tc>
+        <w:tc>
+          <w:tcPr>
+            <w:tcW w:type="dxa" w:w="564"/>
+          </w:tcPr>
+          <w:p/>
+        </w:tc>
+        <w:tc>
+          <w:tcPr>
+            <w:tcW w:type="dxa" w:w="564"/>
           </w:tcPr>
           <w:p/>
         </w:tc>
@@ -5882,7 +6606,7 @@
       <w:tr>
         <w:tc>
           <w:tcPr>
-            <w:tcW w:type="dxa" w:w="645"/>
+            <w:tcW w:type="dxa" w:w="564"/>
             <w:shd w:fill="F8F9FA"/>
           </w:tcPr>
           <w:p>
@@ -5899,7 +6623,7 @@
         </w:tc>
         <w:tc>
           <w:tcPr>
-            <w:tcW w:type="dxa" w:w="645"/>
+            <w:tcW w:type="dxa" w:w="564"/>
             <w:shd w:fill="F8F9FA"/>
           </w:tcPr>
           <w:p>
@@ -5916,7 +6640,7 @@
         </w:tc>
         <w:tc>
           <w:tcPr>
-            <w:tcW w:type="dxa" w:w="645"/>
+            <w:tcW w:type="dxa" w:w="564"/>
             <w:shd w:fill="F8F9FA"/>
           </w:tcPr>
           <w:p>
@@ -5933,7 +6657,7 @@
         </w:tc>
         <w:tc>
           <w:tcPr>
-            <w:tcW w:type="dxa" w:w="645"/>
+            <w:tcW w:type="dxa" w:w="564"/>
             <w:shd w:fill="F8F9FA"/>
           </w:tcPr>
           <w:p>
@@ -5950,7 +6674,7 @@
         </w:tc>
         <w:tc>
           <w:tcPr>
-            <w:tcW w:type="dxa" w:w="645"/>
+            <w:tcW w:type="dxa" w:w="564"/>
             <w:shd w:fill="F8F9FA"/>
           </w:tcPr>
           <w:p>
@@ -5967,7 +6691,7 @@
         </w:tc>
         <w:tc>
           <w:tcPr>
-            <w:tcW w:type="dxa" w:w="645"/>
+            <w:tcW w:type="dxa" w:w="564"/>
             <w:shd w:fill="F8F9FA"/>
           </w:tcPr>
           <w:p>
@@ -5984,7 +6708,7 @@
         </w:tc>
         <w:tc>
           <w:tcPr>
-            <w:tcW w:type="dxa" w:w="645"/>
+            <w:tcW w:type="dxa" w:w="564"/>
             <w:shd w:fill="F8F9FA"/>
           </w:tcPr>
           <w:p>
@@ -6001,7 +6725,7 @@
         </w:tc>
         <w:tc>
           <w:tcPr>
-            <w:tcW w:type="dxa" w:w="645"/>
+            <w:tcW w:type="dxa" w:w="564"/>
             <w:shd w:fill="F8F9FA"/>
           </w:tcPr>
           <w:p>
@@ -6018,37 +6742,49 @@
         </w:tc>
         <w:tc>
           <w:tcPr>
-            <w:tcW w:type="dxa" w:w="645"/>
+            <w:tcW w:type="dxa" w:w="564"/>
           </w:tcPr>
           <w:p/>
         </w:tc>
         <w:tc>
           <w:tcPr>
-            <w:tcW w:type="dxa" w:w="645"/>
+            <w:tcW w:type="dxa" w:w="564"/>
           </w:tcPr>
           <w:p/>
         </w:tc>
         <w:tc>
           <w:tcPr>
-            <w:tcW w:type="dxa" w:w="645"/>
+            <w:tcW w:type="dxa" w:w="564"/>
           </w:tcPr>
           <w:p/>
         </w:tc>
         <w:tc>
           <w:tcPr>
-            <w:tcW w:type="dxa" w:w="645"/>
+            <w:tcW w:type="dxa" w:w="564"/>
           </w:tcPr>
           <w:p/>
         </w:tc>
         <w:tc>
           <w:tcPr>
-            <w:tcW w:type="dxa" w:w="645"/>
+            <w:tcW w:type="dxa" w:w="564"/>
           </w:tcPr>
           <w:p/>
         </w:tc>
         <w:tc>
           <w:tcPr>
-            <w:tcW w:type="dxa" w:w="645"/>
+            <w:tcW w:type="dxa" w:w="564"/>
+          </w:tcPr>
+          <w:p/>
+        </w:tc>
+        <w:tc>
+          <w:tcPr>
+            <w:tcW w:type="dxa" w:w="564"/>
+          </w:tcPr>
+          <w:p/>
+        </w:tc>
+        <w:tc>
+          <w:tcPr>
+            <w:tcW w:type="dxa" w:w="564"/>
           </w:tcPr>
           <w:p/>
         </w:tc>
@@ -6056,7 +6792,7 @@
       <w:tr>
         <w:tc>
           <w:tcPr>
-            <w:tcW w:type="dxa" w:w="645"/>
+            <w:tcW w:type="dxa" w:w="564"/>
           </w:tcPr>
           <w:p>
             <w:pPr>
@@ -6072,7 +6808,7 @@
         </w:tc>
         <w:tc>
           <w:tcPr>
-            <w:tcW w:type="dxa" w:w="645"/>
+            <w:tcW w:type="dxa" w:w="564"/>
           </w:tcPr>
           <w:p>
             <w:pPr>
@@ -6088,7 +6824,7 @@
         </w:tc>
         <w:tc>
           <w:tcPr>
-            <w:tcW w:type="dxa" w:w="645"/>
+            <w:tcW w:type="dxa" w:w="564"/>
           </w:tcPr>
           <w:p>
             <w:pPr>
@@ -6104,7 +6840,7 @@
         </w:tc>
         <w:tc>
           <w:tcPr>
-            <w:tcW w:type="dxa" w:w="645"/>
+            <w:tcW w:type="dxa" w:w="564"/>
           </w:tcPr>
           <w:p>
             <w:pPr>
@@ -6120,7 +6856,7 @@
         </w:tc>
         <w:tc>
           <w:tcPr>
-            <w:tcW w:type="dxa" w:w="645"/>
+            <w:tcW w:type="dxa" w:w="564"/>
           </w:tcPr>
           <w:p>
             <w:pPr>
@@ -6136,7 +6872,7 @@
         </w:tc>
         <w:tc>
           <w:tcPr>
-            <w:tcW w:type="dxa" w:w="645"/>
+            <w:tcW w:type="dxa" w:w="564"/>
           </w:tcPr>
           <w:p>
             <w:pPr>
@@ -6152,7 +6888,7 @@
         </w:tc>
         <w:tc>
           <w:tcPr>
-            <w:tcW w:type="dxa" w:w="645"/>
+            <w:tcW w:type="dxa" w:w="564"/>
           </w:tcPr>
           <w:p>
             <w:pPr>
@@ -6168,7 +6904,7 @@
         </w:tc>
         <w:tc>
           <w:tcPr>
-            <w:tcW w:type="dxa" w:w="645"/>
+            <w:tcW w:type="dxa" w:w="564"/>
           </w:tcPr>
           <w:p>
             <w:pPr>
@@ -6184,37 +6920,49 @@
         </w:tc>
         <w:tc>
           <w:tcPr>
-            <w:tcW w:type="dxa" w:w="645"/>
+            <w:tcW w:type="dxa" w:w="564"/>
           </w:tcPr>
           <w:p/>
         </w:tc>
         <w:tc>
           <w:tcPr>
-            <w:tcW w:type="dxa" w:w="645"/>
+            <w:tcW w:type="dxa" w:w="564"/>
           </w:tcPr>
           <w:p/>
         </w:tc>
         <w:tc>
           <w:tcPr>
-            <w:tcW w:type="dxa" w:w="645"/>
+            <w:tcW w:type="dxa" w:w="564"/>
           </w:tcPr>
           <w:p/>
         </w:tc>
         <w:tc>
           <w:tcPr>
-            <w:tcW w:type="dxa" w:w="645"/>
+            <w:tcW w:type="dxa" w:w="564"/>
           </w:tcPr>
           <w:p/>
         </w:tc>
         <w:tc>
           <w:tcPr>
-            <w:tcW w:type="dxa" w:w="645"/>
+            <w:tcW w:type="dxa" w:w="564"/>
           </w:tcPr>
           <w:p/>
         </w:tc>
         <w:tc>
           <w:tcPr>
-            <w:tcW w:type="dxa" w:w="645"/>
+            <w:tcW w:type="dxa" w:w="564"/>
+          </w:tcPr>
+          <w:p/>
+        </w:tc>
+        <w:tc>
+          <w:tcPr>
+            <w:tcW w:type="dxa" w:w="564"/>
+          </w:tcPr>
+          <w:p/>
+        </w:tc>
+        <w:tc>
+          <w:tcPr>
+            <w:tcW w:type="dxa" w:w="564"/>
           </w:tcPr>
           <w:p/>
         </w:tc>
@@ -6222,7 +6970,7 @@
       <w:tr>
         <w:tc>
           <w:tcPr>
-            <w:tcW w:type="dxa" w:w="645"/>
+            <w:tcW w:type="dxa" w:w="564"/>
             <w:shd w:fill="F8F9FA"/>
           </w:tcPr>
           <w:p>
@@ -6239,7 +6987,7 @@
         </w:tc>
         <w:tc>
           <w:tcPr>
-            <w:tcW w:type="dxa" w:w="645"/>
+            <w:tcW w:type="dxa" w:w="564"/>
             <w:shd w:fill="F8F9FA"/>
           </w:tcPr>
           <w:p>
@@ -6256,7 +7004,7 @@
         </w:tc>
         <w:tc>
           <w:tcPr>
-            <w:tcW w:type="dxa" w:w="645"/>
+            <w:tcW w:type="dxa" w:w="564"/>
             <w:shd w:fill="F8F9FA"/>
           </w:tcPr>
           <w:p>
@@ -6273,7 +7021,7 @@
         </w:tc>
         <w:tc>
           <w:tcPr>
-            <w:tcW w:type="dxa" w:w="645"/>
+            <w:tcW w:type="dxa" w:w="564"/>
             <w:shd w:fill="F8F9FA"/>
           </w:tcPr>
           <w:p>
@@ -6290,7 +7038,7 @@
         </w:tc>
         <w:tc>
           <w:tcPr>
-            <w:tcW w:type="dxa" w:w="645"/>
+            <w:tcW w:type="dxa" w:w="564"/>
             <w:shd w:fill="F8F9FA"/>
           </w:tcPr>
           <w:p>
@@ -6307,7 +7055,7 @@
         </w:tc>
         <w:tc>
           <w:tcPr>
-            <w:tcW w:type="dxa" w:w="645"/>
+            <w:tcW w:type="dxa" w:w="564"/>
             <w:shd w:fill="F8F9FA"/>
           </w:tcPr>
           <w:p>
@@ -6324,7 +7072,7 @@
         </w:tc>
         <w:tc>
           <w:tcPr>
-            <w:tcW w:type="dxa" w:w="645"/>
+            <w:tcW w:type="dxa" w:w="564"/>
             <w:shd w:fill="F8F9FA"/>
           </w:tcPr>
           <w:p>
@@ -6341,7 +7089,7 @@
         </w:tc>
         <w:tc>
           <w:tcPr>
-            <w:tcW w:type="dxa" w:w="645"/>
+            <w:tcW w:type="dxa" w:w="564"/>
             <w:shd w:fill="F8F9FA"/>
           </w:tcPr>
           <w:p>
@@ -6358,37 +7106,59 @@
         </w:tc>
         <w:tc>
           <w:tcPr>
-            <w:tcW w:type="dxa" w:w="645"/>
+            <w:tcW w:type="dxa" w:w="564"/>
+            <w:shd w:fill="F8F9FA"/>
+          </w:tcPr>
+          <w:p>
+            <w:pPr>
+              <w:spacing w:after="40" w:before="40"/>
+            </w:pPr>
+            <w:r>
+              <w:rPr>
+                <w:sz w:val="18"/>
+              </w:rPr>
+            </w:r>
+          </w:p>
+        </w:tc>
+        <w:tc>
+          <w:tcPr>
+            <w:tcW w:type="dxa" w:w="564"/>
           </w:tcPr>
           <w:p/>
         </w:tc>
         <w:tc>
           <w:tcPr>
-            <w:tcW w:type="dxa" w:w="645"/>
+            <w:tcW w:type="dxa" w:w="564"/>
           </w:tcPr>
           <w:p/>
         </w:tc>
         <w:tc>
           <w:tcPr>
-            <w:tcW w:type="dxa" w:w="645"/>
+            <w:tcW w:type="dxa" w:w="564"/>
           </w:tcPr>
           <w:p/>
         </w:tc>
         <w:tc>
           <w:tcPr>
-            <w:tcW w:type="dxa" w:w="645"/>
+            <w:tcW w:type="dxa" w:w="564"/>
           </w:tcPr>
           <w:p/>
         </w:tc>
         <w:tc>
           <w:tcPr>
-            <w:tcW w:type="dxa" w:w="645"/>
+            <w:tcW w:type="dxa" w:w="564"/>
           </w:tcPr>
           <w:p/>
         </w:tc>
         <w:tc>
           <w:tcPr>
-            <w:tcW w:type="dxa" w:w="645"/>
+            <w:tcW w:type="dxa" w:w="564"/>
+          </w:tcPr>
+          <w:p/>
+        </w:tc>
+        <w:tc>
+          <w:tcPr>
+            <w:tcW w:type="dxa" w:w="564"/>
           </w:tcPr>
           <w:p/>
         </w:tc>
@@ -7419,7 +8189,12 @@
     </w:p>
     <w:p>
       <w:r>
-        <w:t>$$R_t = \begin{cases}</w:t>
+        <w:t>$$</w:t>
+      </w:r>
+    </w:p>
+    <w:p>
+      <w:r>
+        <w:t>R_t = \begin{cases}</w:t>
       </w:r>
     </w:p>
     <w:p>
@@ -7434,7 +8209,12 @@
     </w:p>
     <w:p>
       <w:r>
-        <w:t>\end{cases}$$</w:t>
+        <w:t>\end{cases}</w:t>
+      </w:r>
+    </w:p>
+    <w:p>
+      <w:r>
+        <w:t>$$</w:t>
       </w:r>
     </w:p>
     <w:p>
@@ -7573,7 +8353,17 @@
     </w:p>
     <w:p>
       <w:r>
-        <w:t>$$R_t = \frac{P_t - P_{t-1}}{P_{t-1}}, \quad t = 1, 2, \dots, N_P - 1$$</w:t>
+        <w:t>$$</w:t>
+      </w:r>
+    </w:p>
+    <w:p>
+      <w:r>
+        <w:t>R_t = \frac{P_t - P_{t-1}}{P_{t-1}}, \quad t = 1, 2, \dots, N_P - 1</w:t>
+      </w:r>
+    </w:p>
+    <w:p>
+      <w:r>
+        <w:t>$$</w:t>
       </w:r>
     </w:p>
     <w:p>
@@ -7600,7 +8390,17 @@
     </w:p>
     <w:p>
       <w:r>
-        <w:t>$$R_t = \alpha_1 (I_t) + \phi_{1,1} (I_t \cdot R_{t-1}) + \phi_{1,2} (I_t \cdot R_{t-2}) + \alpha_2 (1 - I_t) + \phi_{2,1} ((1 - I_t) \cdot R_{t-1}) + \phi_{2,2} ((1 - I_t) \cdot R_{t-2}) + \varepsilon_t$$</w:t>
+        <w:t>$$</w:t>
+      </w:r>
+    </w:p>
+    <w:p>
+      <w:r>
+        <w:t>R_t = \alpha_1 (I_t) + \phi_{1,1} (I_t \cdot R_{t-1}) + \phi_{1,2} (I_t \cdot R_{t-2}) + \alpha_2 (1 - I_t) + \phi_{2,1} ((1 - I_t) \cdot R_{t-1}) + \phi_{2,2} ((1 - I_t) \cdot R_{t-2}) + \varepsilon_t</w:t>
+      </w:r>
+    </w:p>
+    <w:p>
+      <w:r>
+        <w:t>$$</w:t>
       </w:r>
     </w:p>
     <w:p>
@@ -7615,7 +8415,17 @@
     </w:p>
     <w:p>
       <w:r>
-        <w:t>$$m = M - 2 = 302 - 2 = 300 \text{ baris}$$</w:t>
+        <w:t>$$</w:t>
+      </w:r>
+    </w:p>
+    <w:p>
+      <w:r>
+        <w:t>m = M - 2 = 302 - 2 = 300 \text{ baris}</w:t>
+      </w:r>
+    </w:p>
+    <w:p>
+      <w:r>
+        <w:t>$$</w:t>
       </w:r>
     </w:p>
     <w:p>
@@ -7647,7 +8457,17 @@
     </w:p>
     <w:p>
       <w:r>
-        <w:t>$$A_{i, :} = \begin{bmatrix} 1 &amp; R_{t-1} &amp; R_{t-2} &amp; 0 &amp; 0 &amp; 0 \end{bmatrix}$$</w:t>
+        <w:t>$$</w:t>
+      </w:r>
+    </w:p>
+    <w:p>
+      <w:r>
+        <w:t>A_{i, :} = \begin{bmatrix} 1 &amp; R_{t-1} &amp; R_{t-2} &amp; 0 &amp; 0 &amp; 0 \end{bmatrix}</w:t>
+      </w:r>
+    </w:p>
+    <w:p>
+      <w:r>
+        <w:t>$$</w:t>
       </w:r>
     </w:p>
     <w:p>
@@ -7663,7 +8483,17 @@
     </w:p>
     <w:p>
       <w:r>
-        <w:t>$$A_{i, :} = \begin{bmatrix} 0 &amp; 0 &amp; 0 &amp; 1 &amp; R_{t-1} &amp; R_{t-2} \end{bmatrix}$$</w:t>
+        <w:t>$$</w:t>
+      </w:r>
+    </w:p>
+    <w:p>
+      <w:r>
+        <w:t>A_{i, :} = \begin{bmatrix} 0 &amp; 0 &amp; 0 &amp; 1 &amp; R_{t-1} &amp; R_{t-2} \end{bmatrix}</w:t>
+      </w:r>
+    </w:p>
+    <w:p>
+      <w:r>
+        <w:t>$$</w:t>
       </w:r>
     </w:p>
     <w:p>
@@ -7738,7 +8568,7 @@
               <w:br/>
               <w:t xml:space="preserve">         R_t_2 = list_return[idx - 2]</w:t>
               <w:br/>
-              <w:t xml:space="preserve">         </w:t>
+              <w:t xml:space="preserve">       </w:t>
               <w:br/>
               <w:t xml:space="preserve">         Tambahkan R_t ke vektor target b</w:t>
               <w:br/>
@@ -7903,7 +8733,17 @@
     </w:p>
     <w:p>
       <w:r>
-        <w:t>$$0 \cdot x_1 + 0 \cdot x_2 + \dots + 0 \cdot x_6 = \tilde{b}_k \ne 0$$</w:t>
+        <w:t>$$</w:t>
+      </w:r>
+    </w:p>
+    <w:p>
+      <w:r>
+        <w:t>0 \cdot x_1 + 0 \cdot x_2 + \dots + 0 \cdot x_6 = \tilde{b}_k \ne 0</w:t>
+      </w:r>
+    </w:p>
+    <w:p>
+      <w:r>
+        <w:t>$$</w:t>
       </w:r>
     </w:p>
     <w:p>
@@ -8239,7 +9079,17 @@
     </w:p>
     <w:p>
       <w:r>
-        <w:t>$$\nabla_{\vec{x}} \|A\vec{x} - \vec{b}\|_2^2 = \mathbf{0} \iff A^T (A\vec{x} - \vec{b}) = \mathbf{0} \iff (A^T A)\vec{x} = A^T \vec{b}$$</w:t>
+        <w:t>$$</w:t>
+      </w:r>
+    </w:p>
+    <w:p>
+      <w:r>
+        <w:t>\nabla_{\vec{x}} \|A\vec{x} - \vec{b}\|_2^2 = \mathbf{0} \iff A^T (A\vec{x} - \vec{b}) = \mathbf{0} \iff (A^T A)\vec{x} = A^T \vec{b}</w:t>
+      </w:r>
+    </w:p>
+    <w:p>
+      <w:r>
+        <w:t>$$</w:t>
       </w:r>
     </w:p>
     <w:p>
@@ -8293,7 +9143,17 @@
     </w:p>
     <w:p>
       <w:r>
-        <w:t>$$\kappa_2(A) = \frac{\sigma_{\max}(A)}{\sigma_{\min}(A)}$$</w:t>
+        <w:t>$$</w:t>
+      </w:r>
+    </w:p>
+    <w:p>
+      <w:r>
+        <w:t>\kappa_2(A) = \frac{\sigma_{\max}(A)}{\sigma_{\min}(A)}</w:t>
+      </w:r>
+    </w:p>
+    <w:p>
+      <w:r>
+        <w:t>$$</w:t>
       </w:r>
     </w:p>
     <w:p>
@@ -8303,7 +9163,17 @@
     </w:p>
     <w:p>
       <w:r>
-        <w:t>$$A^T A = (V \Sigma^T U^T)(U \Sigma V^T) = V (\Sigma^T \Sigma) V^T$$</w:t>
+        <w:t>$$</w:t>
+      </w:r>
+    </w:p>
+    <w:p>
+      <w:r>
+        <w:t>A^T A = (V \Sigma^T U^T)(U \Sigma V^T) = V (\Sigma^T \Sigma) V^T</w:t>
+      </w:r>
+    </w:p>
+    <w:p>
+      <w:r>
+        <w:t>$$</w:t>
       </w:r>
     </w:p>
     <w:p>
@@ -8313,7 +9183,17 @@
     </w:p>
     <w:p>
       <w:r>
-        <w:t>$$\sigma_i(A^T A) = \sigma_i(A)^2$$</w:t>
+        <w:t>$$</w:t>
+      </w:r>
+    </w:p>
+    <w:p>
+      <w:r>
+        <w:t>\sigma_i(A^T A) = \sigma_i(A)^2</w:t>
+      </w:r>
+    </w:p>
+    <w:p>
+      <w:r>
+        <w:t>$$</w:t>
       </w:r>
     </w:p>
     <w:p>
@@ -8323,7 +9203,17 @@
     </w:p>
     <w:p>
       <w:r>
-        <w:t>$$\kappa_2(A^T A) = \frac{\sigma_{\max}(A^T A)}{\sigma_{\min}(A^T A)} = \frac{\sigma_{\max}(A)^2}{\sigma_{\min}(A)^2} = \left(\frac{\sigma_{\max}(A)}{\sigma_{\min}(A)}\right)^2 = (\kappa_2(A))^2$$</w:t>
+        <w:t>$$</w:t>
+      </w:r>
+    </w:p>
+    <w:p>
+      <w:r>
+        <w:t>\kappa_2(A^T A) = \frac{\sigma_{\max}(A^T A)}{\sigma_{\min}(A^T A)} = \frac{\sigma_{\max}(A)^2}{\sigma_{\min}(A)^2} = \left(\frac{\sigma_{\max}(A)}{\sigma_{\min}(A)}\right)^2 = (\kappa_2(A))^2</w:t>
+      </w:r>
+    </w:p>
+    <w:p>
+      <w:r>
+        <w:t>$$</w:t>
       </w:r>
     </w:p>
     <w:p>
@@ -8574,7 +9464,7 @@
               <w:rPr>
                 <w:sz w:val="18"/>
               </w:rPr>
-              <w:t>Kuadrat $\kappa_2(A)^2$</w:t>
+              <w:t>Kuadrat$\kappa_2(A)^2$</w:t>
             </w:r>
           </w:p>
         </w:tc>
@@ -8767,7 +9657,17 @@
     </w:p>
     <w:p>
       <w:r>
-        <w:t>$$\vec{r}^{(k)} = \vec{b} - A \vec{x}^{(k)}$$</w:t>
+        <w:t>$$</w:t>
+      </w:r>
+    </w:p>
+    <w:p>
+      <w:r>
+        <w:t>\vec{r}^{(k)} = \vec{b} - A \vec{x}^{(k)}</w:t>
+      </w:r>
+    </w:p>
+    <w:p>
+      <w:r>
+        <w:t>$$</w:t>
       </w:r>
     </w:p>
     <w:p>
@@ -8777,7 +9677,17 @@
     </w:p>
     <w:p>
       <w:r>
-        <w:t>$$(A^T A) \Delta \vec{x}^{(k)} = A^T \vec{r}^{(k)}$$</w:t>
+        <w:t>$$</w:t>
+      </w:r>
+    </w:p>
+    <w:p>
+      <w:r>
+        <w:t>(A^T A) \Delta \vec{x}^{(k)} = A^T \vec{r}^{(k)}</w:t>
+      </w:r>
+    </w:p>
+    <w:p>
+      <w:r>
+        <w:t>$$</w:t>
       </w:r>
     </w:p>
     <w:p>
@@ -8787,7 +9697,17 @@
     </w:p>
     <w:p>
       <w:r>
-        <w:t>$$\vec{x}^{(k+1)} = \vec{x}^{(k)} + \Delta \vec{x}^{(k)}$$</w:t>
+        <w:t>$$</w:t>
+      </w:r>
+    </w:p>
+    <w:p>
+      <w:r>
+        <w:t>\vec{x}^{(k+1)} = \vec{x}^{(k)} + \Delta \vec{x}^{(k)}</w:t>
+      </w:r>
+    </w:p>
+    <w:p>
+      <w:r>
+        <w:t>$$</w:t>
       </w:r>
     </w:p>
     <w:tbl>
@@ -9024,7 +9944,17 @@
     </w:p>
     <w:p>
       <w:r>
-        <w:t>$$H_k = I - 2 \vec{v}_k \vec{v}_k^T$$</w:t>
+        <w:t>$$</w:t>
+      </w:r>
+    </w:p>
+    <w:p>
+      <w:r>
+        <w:t>H_k = I - 2 \vec{v}_k \vec{v}_k^T</w:t>
+      </w:r>
+    </w:p>
+    <w:p>
+      <w:r>
+        <w:t>$$</w:t>
       </w:r>
     </w:p>
     <w:p>
@@ -9034,7 +9964,17 @@
     </w:p>
     <w:p>
       <w:r>
-        <w:t>$$\text{FLOPs}_{\text{Householder}} \approx 2mn^2 - \frac{2}{3}n^3 \approx 2(300)(36) - \frac{2}{3}(216) = 21,600 - 144 = 21,456 \text{ FLOPs}$$</w:t>
+        <w:t>$$</w:t>
+      </w:r>
+    </w:p>
+    <w:p>
+      <w:r>
+        <w:t>\text{FLOPs}_{\text{Householder}} \approx 2mn^2 - \frac{2}{3}n^3 \approx 2(300)(36) - \frac{2}{3}(216) = 21,600 - 144 = 21,456 \text{ FLOPs}</w:t>
+      </w:r>
+    </w:p>
+    <w:p>
+      <w:r>
+        <w:t>$$</w:t>
       </w:r>
     </w:p>
     <w:p>
@@ -9056,7 +9996,17 @@
     </w:p>
     <w:p>
       <w:r>
-        <w:t>$$\text{FLOPs}_{\text{Givens}} \approx 3mn^2 - n^3 \approx 3(300)(36) - 216 = 32,400 - 216 = 32,184 \text{ FLOPs}$$</w:t>
+        <w:t>$$</w:t>
+      </w:r>
+    </w:p>
+    <w:p>
+      <w:r>
+        <w:t>\text{FLOPs}_{\text{Givens}} \approx 3mn^2 - n^3 \approx 3(300)(36) - 216 = 32,400 - 216 = 32,184 \text{ FLOPs}</w:t>
+      </w:r>
+    </w:p>
+    <w:p>
+      <w:r>
+        <w:t>$$</w:t>
       </w:r>
     </w:p>
     <w:p>
@@ -9129,7 +10079,17 @@
     </w:p>
     <w:p>
       <w:r>
-        <w:t>$$\alpha = -\operatorname{sign}(A_{0, 0}) \|\vec{a}_1\|_2$$</w:t>
+        <w:t>$$</w:t>
+      </w:r>
+    </w:p>
+    <w:p>
+      <w:r>
+        <w:t>\alpha = -\operatorname{sign}(A_{0, 0}) \|\vec{a}_1\|_2</w:t>
+      </w:r>
+    </w:p>
+    <w:p>
+      <w:r>
+        <w:t>$$</w:t>
       </w:r>
     </w:p>
     <w:p>
@@ -9139,7 +10099,17 @@
     </w:p>
     <w:p>
       <w:r>
-        <w:t>$$\alpha = -13.96424004$$</w:t>
+        <w:t>$$</w:t>
+      </w:r>
+    </w:p>
+    <w:p>
+      <w:r>
+        <w:t>\alpha = -13.96424004</w:t>
+      </w:r>
+    </w:p>
+    <w:p>
+      <w:r>
+        <w:t>$$</w:t>
       </w:r>
     </w:p>
     <w:p>
@@ -9149,7 +10119,17 @@
     </w:p>
     <w:p>
       <w:r>
-        <w:t>$$\vec{u}_1 = \vec{a}_1 - \alpha \vec{e}_1 \implies \vec{v}_1 = \frac{\vec{u}_1}{\|\vec{u}_1\|_2}$$</w:t>
+        <w:t>$$</w:t>
+      </w:r>
+    </w:p>
+    <w:p>
+      <w:r>
+        <w:t>\vec{u}_1 = \vec{a}_1 - \alpha \vec{e}_1 \implies \vec{v}_1 = \frac{\vec{u}_1}{\|\vec{u}_1\|_2}</w:t>
+      </w:r>
+    </w:p>
+    <w:p>
+      <w:r>
+        <w:t>$$</w:t>
       </w:r>
     </w:p>
     <w:p>
@@ -9159,7 +10139,17 @@
     </w:p>
     <w:p>
       <w:r>
-        <w:t>$$H_1 = I_{300} - 2 \vec{v}_1 \vec{v}_1^T$$</w:t>
+        <w:t>$$</w:t>
+      </w:r>
+    </w:p>
+    <w:p>
+      <w:r>
+        <w:t>H_1 = I_{300} - 2 \vec{v}_1 \vec{v}_1^T</w:t>
+      </w:r>
+    </w:p>
+    <w:p>
+      <w:r>
+        <w:t>$$</w:t>
       </w:r>
     </w:p>
     <w:p>
@@ -9207,7 +10197,17 @@
     </w:p>
     <w:p>
       <w:r>
-        <w:t>$$\max_{i \ge 1} |(H_1 A)_{i, 0}| = 1.4433 \times 10^{-15} \le \varepsilon_{\text{mach}}$$</w:t>
+        <w:t>$$</w:t>
+      </w:r>
+    </w:p>
+    <w:p>
+      <w:r>
+        <w:t>\max_{i \ge 1} |(H_1 A)_{i, 0}| = 1.4433 \times 10^{-15} \le \varepsilon_{\text{mach}}</w:t>
+      </w:r>
+    </w:p>
+    <w:p>
+      <w:r>
+        <w:t>$$</w:t>
       </w:r>
     </w:p>
     <w:p>
@@ -9234,7 +10234,17 @@
     </w:p>
     <w:p>
       <w:r>
-        <w:t>$$a = A_{0, 0} = 0, \quad b = A_{1, 0} = 1 \implies r = \sqrt{a^2 + b^2} = 1$$</w:t>
+        <w:t>$$</w:t>
+      </w:r>
+    </w:p>
+    <w:p>
+      <w:r>
+        <w:t>a = A_{0, 0} = 0, \quad b = A_{1, 0} = 1 \implies r = \sqrt{a^2 + b^2} = 1</w:t>
+      </w:r>
+    </w:p>
+    <w:p>
+      <w:r>
+        <w:t>$$</w:t>
       </w:r>
     </w:p>
     <w:p>
@@ -9244,7 +10254,17 @@
     </w:p>
     <w:p>
       <w:r>
-        <w:t>$$c = \frac{a}{r} = 0.00000000, \quad s = -\frac{b}{r} = -1.00000000$$</w:t>
+        <w:t>$$</w:t>
+      </w:r>
+    </w:p>
+    <w:p>
+      <w:r>
+        <w:t>c = \frac{a}{r} = 0.00000000, \quad s = -\frac{b}{r} = -1.00000000</w:t>
+      </w:r>
+    </w:p>
+    <w:p>
+      <w:r>
+        <w:t>$$</w:t>
       </w:r>
     </w:p>
     <w:p>
@@ -9254,7 +10274,17 @@
     </w:p>
     <w:p>
       <w:r>
-        <w:t>$$\begin{bmatrix} (G_1 A)_{0, :} \\ (G_1 A)_{1, :} \end{bmatrix} = \begin{bmatrix} c &amp; -s \\ s &amp; c \end{bmatrix} \begin{bmatrix} A_{0, :} \\ A_{1, :} \end{bmatrix} = \begin{bmatrix} 0 &amp; 1 \\ -1 &amp; 0 \end{bmatrix} \begin{bmatrix} A_{0, :} \\ A_{1, :} \end{bmatrix}$$</w:t>
+        <w:t>$$</w:t>
+      </w:r>
+    </w:p>
+    <w:p>
+      <w:r>
+        <w:t>\begin{bmatrix} (G_1 A)_{0, :} \\ (G_1 A)_{1, :} \end{bmatrix} = \begin{bmatrix} c &amp; -s \\ s &amp; c \end{bmatrix} \begin{bmatrix} A_{0, :} \\ A_{1, :} \end{bmatrix} = \begin{bmatrix} 0 &amp; 1 \\ -1 &amp; 0 \end{bmatrix} \begin{bmatrix} A_{0, :} \\ A_{1, :} \end{bmatrix}</w:t>
+      </w:r>
+    </w:p>
+    <w:p>
+      <w:r>
+        <w:t>$$</w:t>
       </w:r>
     </w:p>
     <w:p>
@@ -9281,7 +10311,17 @@
     </w:p>
     <w:p>
       <w:r>
-        <w:t>$$Q^T A = R = \begin{bmatrix} R_1 \\ \mathbf{0} \end{bmatrix}, \quad Q^T \vec{b} = \begin{bmatrix} \vec{c}_1 \\ \vec{c}_2 \end{bmatrix}$$</w:t>
+        <w:t>$$</w:t>
+      </w:r>
+    </w:p>
+    <w:p>
+      <w:r>
+        <w:t>Q^T A = R = \begin{bmatrix} R_1 \\ \mathbf{0} \end{bmatrix}, \quad Q^T \vec{b} = \begin{bmatrix} \vec{c}_1 \\ \vec{c}_2 \end{bmatrix}</w:t>
+      </w:r>
+    </w:p>
+    <w:p>
+      <w:r>
+        <w:t>$$</w:t>
       </w:r>
     </w:p>
     <w:p>
@@ -9291,7 +10331,17 @@
     </w:p>
     <w:p>
       <w:r>
-        <w:t>$$R_1 \vec{x}_{LS} = \vec{c}_1$$</w:t>
+        <w:t>$$</w:t>
+      </w:r>
+    </w:p>
+    <w:p>
+      <w:r>
+        <w:t>R_1 \vec{x}_{LS} = \vec{c}_1</w:t>
+      </w:r>
+    </w:p>
+    <w:p>
+      <w:r>
+        <w:t>$$</w:t>
       </w:r>
     </w:p>
     <w:p>
@@ -9301,7 +10351,17 @@
     </w:p>
     <w:p>
       <w:r>
-        <w:t>$$\min_{\vec{x}} \|A\vec{x} - \vec{b}\|_2 = \|\vec{c}_2\|_2$$</w:t>
+        <w:t>$$</w:t>
+      </w:r>
+    </w:p>
+    <w:p>
+      <w:r>
+        <w:t>\min_{\vec{x}} \|A\vec{x} - \vec{b}\|_2 = \|\vec{c}_2\|_2</w:t>
+      </w:r>
+    </w:p>
+    <w:p>
+      <w:r>
+        <w:t>$$</w:t>
       </w:r>
     </w:p>
     <w:p>
@@ -9340,6 +10400,890 @@
           <w:sz w:val="22"/>
         </w:rPr>
         <w:t>Tabel 2.2: Perbandingan Performa Komputasi dan Kestabilan Numerik</w:t>
+      </w:r>
+    </w:p>
+    <w:tbl>
+      <w:tblPr>
+        <w:tblStyle w:val="TableGrid"/>
+        <w:tblW w:type="auto" w:w="0"/>
+        <w:jc w:val="center"/>
+        <w:tblLook w:firstColumn="1" w:firstRow="1" w:lastColumn="0" w:lastRow="0" w:noHBand="0" w:noVBand="1" w:val="04A0"/>
+      </w:tblPr>
+      <w:tblGrid>
+        <w:gridCol w:w="1806"/>
+        <w:gridCol w:w="1806"/>
+        <w:gridCol w:w="1806"/>
+        <w:gridCol w:w="1806"/>
+        <w:gridCol w:w="1806"/>
+      </w:tblGrid>
+      <w:tr>
+        <w:tc>
+          <w:tcPr>
+            <w:tcW w:type="dxa" w:w="1806"/>
+            <w:shd w:fill="EAECEE"/>
+          </w:tcPr>
+          <w:p>
+            <w:pPr>
+              <w:spacing w:after="40" w:before="40"/>
+            </w:pPr>
+            <w:r>
+              <w:rPr>
+                <w:b/>
+                <w:sz w:val="19"/>
+              </w:rPr>
+              <w:t>Dimensi Evaluasi</w:t>
+            </w:r>
+          </w:p>
+        </w:tc>
+        <w:tc>
+          <w:tcPr>
+            <w:tcW w:type="dxa" w:w="1806"/>
+            <w:shd w:fill="EAECEE"/>
+          </w:tcPr>
+          <w:p>
+            <w:pPr>
+              <w:spacing w:after="40" w:before="40"/>
+            </w:pPr>
+            <w:r>
+              <w:rPr>
+                <w:b/>
+                <w:sz w:val="19"/>
+              </w:rPr>
+              <w:t>Persamaan Normal (A^T A \vec{x} = A^T \vec{b})</w:t>
+            </w:r>
+          </w:p>
+        </w:tc>
+        <w:tc>
+          <w:tcPr>
+            <w:tcW w:type="dxa" w:w="1806"/>
+            <w:shd w:fill="EAECEE"/>
+          </w:tcPr>
+          <w:p>
+            <w:pPr>
+              <w:spacing w:after="40" w:before="40"/>
+            </w:pPr>
+            <w:r>
+              <w:rPr>
+                <w:b/>
+                <w:sz w:val="19"/>
+              </w:rPr>
+              <w:t>Householder QR (A = QR)</w:t>
+            </w:r>
+          </w:p>
+        </w:tc>
+        <w:tc>
+          <w:tcPr>
+            <w:tcW w:type="dxa" w:w="1806"/>
+            <w:shd w:fill="EAECEE"/>
+          </w:tcPr>
+          <w:p>
+            <w:pPr>
+              <w:spacing w:after="40" w:before="40"/>
+            </w:pPr>
+            <w:r>
+              <w:rPr>
+                <w:b/>
+                <w:sz w:val="19"/>
+              </w:rPr>
+              <w:t>Givens Rotations QR</w:t>
+            </w:r>
+          </w:p>
+        </w:tc>
+        <w:tc>
+          <w:tcPr>
+            <w:tcW w:type="dxa" w:w="1806"/>
+            <w:shd w:fill="EAECEE"/>
+          </w:tcPr>
+          <w:p>
+            <w:pPr>
+              <w:spacing w:after="40" w:before="40"/>
+            </w:pPr>
+            <w:r>
+              <w:rPr>
+                <w:b/>
+                <w:sz w:val="19"/>
+              </w:rPr>
+            </w:r>
+          </w:p>
+        </w:tc>
+      </w:tr>
+      <w:tr>
+        <w:tc>
+          <w:tcPr>
+            <w:tcW w:type="dxa" w:w="1806"/>
+          </w:tcPr>
+          <w:p>
+            <w:pPr>
+              <w:spacing w:after="40" w:before="40"/>
+            </w:pPr>
+            <w:r>
+              <w:rPr>
+                <w:sz w:val="18"/>
+              </w:rPr>
+              <w:t>Kompleksitas Teoretis FLOPs</w:t>
+            </w:r>
+          </w:p>
+        </w:tc>
+        <w:tc>
+          <w:tcPr>
+            <w:tcW w:type="dxa" w:w="1806"/>
+          </w:tcPr>
+          <w:p>
+            <w:pPr>
+              <w:spacing w:after="40" w:before="40"/>
+            </w:pPr>
+            <w:r>
+              <w:rPr>
+                <w:sz w:val="18"/>
+              </w:rPr>
+              <w:t>$\approx mn^2 + \frac{1}{3}n^3 \approx 10,872$</w:t>
+            </w:r>
+          </w:p>
+        </w:tc>
+        <w:tc>
+          <w:tcPr>
+            <w:tcW w:type="dxa" w:w="1806"/>
+          </w:tcPr>
+          <w:p>
+            <w:pPr>
+              <w:spacing w:after="40" w:before="40"/>
+            </w:pPr>
+            <w:r>
+              <w:rPr>
+                <w:sz w:val="18"/>
+              </w:rPr>
+              <w:t>$\approx 2mn^2 - \frac{2}{3}n^3 \approx 21,456$</w:t>
+            </w:r>
+          </w:p>
+        </w:tc>
+        <w:tc>
+          <w:tcPr>
+            <w:tcW w:type="dxa" w:w="1806"/>
+          </w:tcPr>
+          <w:p>
+            <w:pPr>
+              <w:spacing w:after="40" w:before="40"/>
+            </w:pPr>
+            <w:r>
+              <w:rPr>
+                <w:sz w:val="18"/>
+              </w:rPr>
+              <w:t>$\approx 3mn^2 - n^3 \approx 32,184$</w:t>
+            </w:r>
+          </w:p>
+        </w:tc>
+        <w:tc>
+          <w:tcPr>
+            <w:tcW w:type="dxa" w:w="1806"/>
+          </w:tcPr>
+          <w:p/>
+        </w:tc>
+      </w:tr>
+      <w:tr>
+        <w:tc>
+          <w:tcPr>
+            <w:tcW w:type="dxa" w:w="1806"/>
+            <w:shd w:fill="F8F9FA"/>
+          </w:tcPr>
+          <w:p>
+            <w:pPr>
+              <w:spacing w:after="40" w:before="40"/>
+            </w:pPr>
+            <w:r>
+              <w:rPr>
+                <w:sz w:val="18"/>
+              </w:rPr>
+              <w:t>Rasio Efisiensi Komputasi</w:t>
+            </w:r>
+          </w:p>
+        </w:tc>
+        <w:tc>
+          <w:tcPr>
+            <w:tcW w:type="dxa" w:w="1806"/>
+            <w:shd w:fill="F8F9FA"/>
+          </w:tcPr>
+          <w:p>
+            <w:pPr>
+              <w:spacing w:after="40" w:before="40"/>
+            </w:pPr>
+            <w:r>
+              <w:rPr>
+                <w:sz w:val="18"/>
+              </w:rPr>
+              <w:t>$1.00\times$ (Paling Sedikit FLOPs)</w:t>
+            </w:r>
+          </w:p>
+        </w:tc>
+        <w:tc>
+          <w:tcPr>
+            <w:tcW w:type="dxa" w:w="1806"/>
+            <w:shd w:fill="F8F9FA"/>
+          </w:tcPr>
+          <w:p>
+            <w:pPr>
+              <w:spacing w:after="40" w:before="40"/>
+            </w:pPr>
+            <w:r>
+              <w:rPr>
+                <w:sz w:val="18"/>
+              </w:rPr>
+              <w:t>$1.97\times$ FLOPs</w:t>
+            </w:r>
+          </w:p>
+        </w:tc>
+        <w:tc>
+          <w:tcPr>
+            <w:tcW w:type="dxa" w:w="1806"/>
+            <w:shd w:fill="F8F9FA"/>
+          </w:tcPr>
+          <w:p>
+            <w:pPr>
+              <w:spacing w:after="40" w:before="40"/>
+            </w:pPr>
+            <w:r>
+              <w:rPr>
+                <w:sz w:val="18"/>
+              </w:rPr>
+              <w:t>$2.96\times$ FLOPs</w:t>
+            </w:r>
+          </w:p>
+        </w:tc>
+        <w:tc>
+          <w:tcPr>
+            <w:tcW w:type="dxa" w:w="1806"/>
+          </w:tcPr>
+          <w:p/>
+        </w:tc>
+      </w:tr>
+      <w:tr>
+        <w:tc>
+          <w:tcPr>
+            <w:tcW w:type="dxa" w:w="1806"/>
+          </w:tcPr>
+          <w:p>
+            <w:pPr>
+              <w:spacing w:after="40" w:before="40"/>
+            </w:pPr>
+            <w:r>
+              <w:rPr>
+                <w:sz w:val="18"/>
+              </w:rPr>
+              <w:t>Kebutuhan Memori Matriks</w:t>
+            </w:r>
+          </w:p>
+        </w:tc>
+        <w:tc>
+          <w:tcPr>
+            <w:tcW w:type="dxa" w:w="1806"/>
+          </w:tcPr>
+          <w:p>
+            <w:pPr>
+              <w:spacing w:after="40" w:before="40"/>
+            </w:pPr>
+            <w:r>
+              <w:rPr>
+                <w:sz w:val="18"/>
+              </w:rPr>
+              <w:t>$O(n^2)$ ($6 \times 6 = 36$ entri)</w:t>
+            </w:r>
+          </w:p>
+        </w:tc>
+        <w:tc>
+          <w:tcPr>
+            <w:tcW w:type="dxa" w:w="1806"/>
+          </w:tcPr>
+          <w:p>
+            <w:pPr>
+              <w:spacing w:after="40" w:before="40"/>
+            </w:pPr>
+            <w:r>
+              <w:rPr>
+                <w:sz w:val="18"/>
+              </w:rPr>
+              <w:t>$O(mn)$ (Penyimpanan vektor $\vec{v}$)</w:t>
+            </w:r>
+          </w:p>
+        </w:tc>
+        <w:tc>
+          <w:tcPr>
+            <w:tcW w:type="dxa" w:w="1806"/>
+          </w:tcPr>
+          <w:p>
+            <w:pPr>
+              <w:spacing w:after="40" w:before="40"/>
+            </w:pPr>
+            <w:r>
+              <w:rPr>
+                <w:sz w:val="18"/>
+              </w:rPr>
+              <w:t>$O(mn)$</w:t>
+            </w:r>
+          </w:p>
+        </w:tc>
+        <w:tc>
+          <w:tcPr>
+            <w:tcW w:type="dxa" w:w="1806"/>
+          </w:tcPr>
+          <w:p/>
+        </w:tc>
+      </w:tr>
+      <w:tr>
+        <w:tc>
+          <w:tcPr>
+            <w:tcW w:type="dxa" w:w="1806"/>
+            <w:shd w:fill="F8F9FA"/>
+          </w:tcPr>
+          <w:p>
+            <w:pPr>
+              <w:spacing w:after="40" w:before="40"/>
+            </w:pPr>
+            <w:r>
+              <w:rPr>
+                <w:sz w:val="18"/>
+              </w:rPr>
+              <w:t>Bilangan Kondisi Efektif</w:t>
+            </w:r>
+          </w:p>
+        </w:tc>
+        <w:tc>
+          <w:tcPr>
+            <w:tcW w:type="dxa" w:w="1806"/>
+            <w:shd w:fill="F8F9FA"/>
+          </w:tcPr>
+          <w:p>
+            <w:pPr>
+              <w:spacing w:after="40" w:before="40"/>
+            </w:pPr>
+            <w:r>
+              <w:rPr>
+                <w:sz w:val="18"/>
+              </w:rPr>
+              <w:t>$\kappa_2(A^T A) = \mathbf{37,096.84}$</w:t>
+            </w:r>
+          </w:p>
+        </w:tc>
+        <w:tc>
+          <w:tcPr>
+            <w:tcW w:type="dxa" w:w="1806"/>
+            <w:shd w:fill="F8F9FA"/>
+          </w:tcPr>
+          <w:p>
+            <w:pPr>
+              <w:spacing w:after="40" w:before="40"/>
+            </w:pPr>
+            <w:r>
+              <w:rPr>
+                <w:sz w:val="18"/>
+              </w:rPr>
+              <w:t>$\kappa_2(R) = \kappa_2(A) = \mathbf{192.61}$</w:t>
+            </w:r>
+          </w:p>
+        </w:tc>
+        <w:tc>
+          <w:tcPr>
+            <w:tcW w:type="dxa" w:w="1806"/>
+            <w:shd w:fill="F8F9FA"/>
+          </w:tcPr>
+          <w:p>
+            <w:pPr>
+              <w:spacing w:after="40" w:before="40"/>
+            </w:pPr>
+            <w:r>
+              <w:rPr>
+                <w:sz w:val="18"/>
+              </w:rPr>
+              <w:t>$\kappa_2(R) = \kappa_2(A) = \mathbf{192.61}$</w:t>
+            </w:r>
+          </w:p>
+        </w:tc>
+        <w:tc>
+          <w:tcPr>
+            <w:tcW w:type="dxa" w:w="1806"/>
+          </w:tcPr>
+          <w:p/>
+        </w:tc>
+      </w:tr>
+      <w:tr>
+        <w:tc>
+          <w:tcPr>
+            <w:tcW w:type="dxa" w:w="1806"/>
+          </w:tcPr>
+          <w:p>
+            <w:pPr>
+              <w:spacing w:after="40" w:before="40"/>
+            </w:pPr>
+            <w:r>
+              <w:rPr>
+                <w:sz w:val="18"/>
+              </w:rPr>
+              <w:t>Kestabilan Numerik</w:t>
+            </w:r>
+          </w:p>
+        </w:tc>
+        <w:tc>
+          <w:tcPr>
+            <w:tcW w:type="dxa" w:w="1806"/>
+          </w:tcPr>
+          <w:p>
+            <w:pPr>
+              <w:spacing w:after="40" w:before="40"/>
+            </w:pPr>
+            <w:r>
+              <w:rPr>
+                <w:sz w:val="18"/>
+              </w:rPr>
+              <w:t>Rentan Degradasi Presisi</w:t>
+            </w:r>
+          </w:p>
+        </w:tc>
+        <w:tc>
+          <w:tcPr>
+            <w:tcW w:type="dxa" w:w="1806"/>
+          </w:tcPr>
+          <w:p>
+            <w:pPr>
+              <w:spacing w:after="40" w:before="40"/>
+            </w:pPr>
+            <w:r>
+              <w:rPr>
+                <w:sz w:val="18"/>
+              </w:rPr>
+              <w:t>Sangat Stabil (Unconditionally Stable)</w:t>
+            </w:r>
+          </w:p>
+        </w:tc>
+        <w:tc>
+          <w:tcPr>
+            <w:tcW w:type="dxa" w:w="1806"/>
+          </w:tcPr>
+          <w:p>
+            <w:pPr>
+              <w:spacing w:after="40" w:before="40"/>
+            </w:pPr>
+            <w:r>
+              <w:rPr>
+                <w:sz w:val="18"/>
+              </w:rPr>
+              <w:t>Sangat Stabil</w:t>
+            </w:r>
+          </w:p>
+        </w:tc>
+        <w:tc>
+          <w:tcPr>
+            <w:tcW w:type="dxa" w:w="1806"/>
+          </w:tcPr>
+          <w:p/>
+        </w:tc>
+      </w:tr>
+      <w:tr>
+        <w:tc>
+          <w:tcPr>
+            <w:tcW w:type="dxa" w:w="1806"/>
+            <w:shd w:fill="F8F9FA"/>
+          </w:tcPr>
+          <w:p>
+            <w:pPr>
+              <w:spacing w:after="40" w:before="40"/>
+            </w:pPr>
+            <w:r>
+              <w:rPr>
+                <w:sz w:val="18"/>
+              </w:rPr>
+              <w:t>Norm Residual$\</w:t>
+            </w:r>
+          </w:p>
+        </w:tc>
+        <w:tc>
+          <w:tcPr>
+            <w:tcW w:type="dxa" w:w="1806"/>
+            <w:shd w:fill="F8F9FA"/>
+          </w:tcPr>
+          <w:p>
+            <w:pPr>
+              <w:spacing w:after="40" w:before="40"/>
+            </w:pPr>
+            <w:r>
+              <w:rPr>
+                <w:sz w:val="18"/>
+              </w:rPr>
+              <w:t>A\vec{x}_{LS} - \vec{b}\</w:t>
+            </w:r>
+          </w:p>
+        </w:tc>
+        <w:tc>
+          <w:tcPr>
+            <w:tcW w:type="dxa" w:w="1806"/>
+            <w:shd w:fill="F8F9FA"/>
+          </w:tcPr>
+          <w:p>
+            <w:pPr>
+              <w:spacing w:after="40" w:before="40"/>
+            </w:pPr>
+            <w:r>
+              <w:rPr>
+                <w:sz w:val="18"/>
+              </w:rPr>
+              <w:t>_2$</w:t>
+            </w:r>
+          </w:p>
+        </w:tc>
+        <w:tc>
+          <w:tcPr>
+            <w:tcW w:type="dxa" w:w="1806"/>
+            <w:shd w:fill="F8F9FA"/>
+          </w:tcPr>
+          <w:p>
+            <w:pPr>
+              <w:spacing w:after="40" w:before="40"/>
+            </w:pPr>
+            <w:r>
+              <w:rPr>
+                <w:sz w:val="18"/>
+              </w:rPr>
+              <w:t>$0.15297705$</w:t>
+            </w:r>
+          </w:p>
+        </w:tc>
+        <w:tc>
+          <w:tcPr>
+            <w:tcW w:type="dxa" w:w="1806"/>
+            <w:shd w:fill="F8F9FA"/>
+          </w:tcPr>
+          <w:p>
+            <w:pPr>
+              <w:spacing w:after="40" w:before="40"/>
+            </w:pPr>
+            <w:r>
+              <w:rPr>
+                <w:sz w:val="18"/>
+              </w:rPr>
+              <w:t>$0.15297705$</w:t>
+            </w:r>
+          </w:p>
+        </w:tc>
+      </w:tr>
+      <w:tr>
+        <w:tc>
+          <w:tcPr>
+            <w:tcW w:type="dxa" w:w="1806"/>
+          </w:tcPr>
+          <w:p>
+            <w:pPr>
+              <w:spacing w:after="40" w:before="40"/>
+            </w:pPr>
+            <w:r>
+              <w:rPr>
+                <w:sz w:val="18"/>
+              </w:rPr>
+              <w:t>Perbedaan Solusi terhadap QR</w:t>
+            </w:r>
+          </w:p>
+        </w:tc>
+        <w:tc>
+          <w:tcPr>
+            <w:tcW w:type="dxa" w:w="1806"/>
+          </w:tcPr>
+          <w:p>
+            <w:pPr>
+              <w:spacing w:after="40" w:before="40"/>
+            </w:pPr>
+            <w:r>
+              <w:rPr>
+                <w:sz w:val="18"/>
+              </w:rPr>
+              <w:t>$1.65 \times 10^{-16}$</w:t>
+            </w:r>
+          </w:p>
+        </w:tc>
+        <w:tc>
+          <w:tcPr>
+            <w:tcW w:type="dxa" w:w="1806"/>
+          </w:tcPr>
+          <w:p>
+            <w:pPr>
+              <w:spacing w:after="40" w:before="40"/>
+            </w:pPr>
+            <w:r>
+              <w:rPr>
+                <w:sz w:val="18"/>
+              </w:rPr>
+              <w:t>Acuan ($0.00$)</w:t>
+            </w:r>
+          </w:p>
+        </w:tc>
+        <w:tc>
+          <w:tcPr>
+            <w:tcW w:type="dxa" w:w="1806"/>
+          </w:tcPr>
+          <w:p>
+            <w:pPr>
+              <w:spacing w:after="40" w:before="40"/>
+            </w:pPr>
+            <w:r>
+              <w:rPr>
+                <w:sz w:val="18"/>
+              </w:rPr>
+              <w:t>$4.22 \times 10^{-9}$</w:t>
+            </w:r>
+          </w:p>
+        </w:tc>
+        <w:tc>
+          <w:tcPr>
+            <w:tcW w:type="dxa" w:w="1806"/>
+          </w:tcPr>
+          <w:p>
+            <w:pPr>
+              <w:spacing w:after="40" w:before="40"/>
+            </w:pPr>
+            <w:r>
+              <w:rPr>
+                <w:sz w:val="18"/>
+              </w:rPr>
+            </w:r>
+          </w:p>
+        </w:tc>
+      </w:tr>
+    </w:tbl>
+    <w:p/>
+    <w:p>
+      <w:r>
+        <w:t xml:space="preserve">Meskipun Persamaan Normal memiliki jumlah FLOPs paling sedikit, </w:t>
+      </w:r>
+      <w:r>
+        <w:rPr>
+          <w:b/>
+        </w:rPr>
+        <w:t>faktorisasi Householder QR terbukti jauh lebih unggul secara numerik</w:t>
+      </w:r>
+      <w:r>
+        <w:t xml:space="preserve"> karena mempertahankan bilangan kondisi matriks $\kappa_2(R) = 192.61$ tanpa pengkuadratan, menjamin bahwa galat komputasi tidak teramplifikasi selama proses substitusi mundur.</w:t>
+      </w:r>
+    </w:p>
+    <w:p>
+      <w:pPr>
+        <w:spacing w:before="160" w:after="80"/>
+      </w:pPr>
+      <w:r>
+        <w:rPr>
+          <w:b/>
+          <w:sz w:val="22"/>
+        </w:rPr>
+        <w:t>6.2 Analisis Pengaruh Outlier Ekstrem (Guncangan Pasar / Flash Crash)</w:t>
+      </w:r>
+    </w:p>
+    <w:p>
+      <w:r>
+        <w:t xml:space="preserve">Dalam pemodelan deret waktu finansial, fenomena </w:t>
+      </w:r>
+      <w:r>
+        <w:rPr>
+          <w:i/>
+        </w:rPr>
+        <w:t>black swan</w:t>
+      </w:r>
+      <w:r>
+        <w:t xml:space="preserve"> atau kepanikan pasar dapat memicu pergerakan return ekstrem yang berjarak 4 hingga 6 standar deviasi dari rata-rata (misalnya return harian anjlok $-10\%$).</w:t>
+      </w:r>
+    </w:p>
+    <w:p>
+      <w:r>
+        <w:t>Fungsi objektif kuadrat terkecil meminimalkan jumlahan kuadrat residual:</w:t>
+      </w:r>
+    </w:p>
+    <w:p>
+      <w:r>
+        <w:t>$$</w:t>
+      </w:r>
+    </w:p>
+    <w:p>
+      <w:r>
+        <w:t>S(\vec{x}) = \sum_{t=1}^m \varepsilon_t^2 = \sum_{t=1}^m (R_t - \hat{R}_t)^2</w:t>
+      </w:r>
+    </w:p>
+    <w:p>
+      <w:r>
+        <w:t>$$</w:t>
+      </w:r>
+    </w:p>
+    <w:p>
+      <w:r>
+        <w:t>Penalti kuadratik ini memperlakukan titik amatan secara asimetris:</w:t>
+      </w:r>
+    </w:p>
+    <w:p>
+      <w:pPr>
+        <w:pStyle w:val="ListBullet"/>
+        <w:spacing w:after="60"/>
+      </w:pPr>
+    </w:p>
+    <w:p>
+      <w:r>
+        <w:t>Hari biasa dengan galat $\varepsilon = 0.002$ ($0.2\%$) memberikan kontribusi penalti $(0.002)^2 = 0.000004$.</w:t>
+      </w:r>
+    </w:p>
+    <w:p>
+      <w:pPr>
+        <w:pStyle w:val="ListBullet"/>
+        <w:spacing w:after="60"/>
+      </w:pPr>
+    </w:p>
+    <w:p>
+      <w:r>
+        <w:t>Hari krisis dengan galat $\varepsilon = 0.080$ ($8.0\%$) memberikan kontribusi penalti $(0.080)^2 = 0.006400$.</w:t>
+      </w:r>
+    </w:p>
+    <w:p>
+      <w:pPr>
+        <w:pStyle w:val="ListBullet"/>
+        <w:spacing w:after="60"/>
+      </w:pPr>
+    </w:p>
+    <w:p>
+      <w:r>
+        <w:t xml:space="preserve">Rasio penalti satu hari krisis bernilai </w:t>
+      </w:r>
+      <w:r>
+        <w:rPr>
+          <w:b/>
+        </w:rPr>
+        <w:t>$1,600$ kali lebih besar</w:t>
+      </w:r>
+      <w:r>
+        <w:t xml:space="preserve"> daripada hari normal.</w:t>
+      </w:r>
+    </w:p>
+    <w:p>
+      <w:r>
+        <w:t>Akibatnya, satu titik pencilan ekstrem (</w:t>
+      </w:r>
+      <w:r>
+        <w:rPr>
+          <w:i/>
+        </w:rPr>
+        <w:t>high leverage outlier</w:t>
+      </w:r>
+      <w:r>
+        <w:t>) akan mendistorsi estimasi koefisien kuadrat terkecil secara masif, menarik garis regresi ke arah dirinya sendiri (</w:t>
+      </w:r>
+      <w:r>
+        <w:rPr>
+          <w:i/>
+        </w:rPr>
+        <w:t>pulling effect</w:t>
+      </w:r>
+      <w:r>
+        <w:t>). Hal ini menyebabkan model SETAR berisiko mengalami pergeseran bias intercept ($\alpha$) dan mengestimasi respons autoregresif yang terlalu agresif pada hari-hari biasa.</w:t>
+      </w:r>
+    </w:p>
+    <w:p>
+      <w:pPr>
+        <w:pStyle w:val="Heading3"/>
+        <w:spacing w:before="200" w:after="80"/>
+      </w:pPr>
+      <w:r>
+        <w:t>7. Evaluasi Out-of-Sample pada Dataset Pengujian</w:t>
+      </w:r>
+    </w:p>
+    <w:p>
+      <w:r>
+        <w:t xml:space="preserve">Vektor parameter $\vec{x}_{LS}$ yang diperoleh dari data latih diuji pada berkas data uji </w:t>
+      </w:r>
+      <w:r>
+        <w:rPr>
+          <w:rFonts w:ascii="Courier New" w:hAnsi="Courier New"/>
+          <w:sz w:val="20"/>
+        </w:rPr>
+        <w:t>stock_test.csv</w:t>
+      </w:r>
+      <w:r>
+        <w:t xml:space="preserve"> (103 observasi harga $\to$ 102 data return). Kami menerapkan dua skenario evaluasi:</w:t>
+      </w:r>
+    </w:p>
+    <w:p>
+      <w:r>
+        <w:t xml:space="preserve">1. </w:t>
+      </w:r>
+      <w:r>
+        <w:rPr>
+          <w:b/>
+        </w:rPr>
+        <w:t>Uji Independen (100 observasi):</w:t>
+      </w:r>
+      <w:r>
+        <w:t xml:space="preserve"> Mengabaikan 2 observasi pertama data uji sebagai </w:t>
+      </w:r>
+      <w:r>
+        <w:rPr>
+          <w:i/>
+        </w:rPr>
+        <w:t>initial lag</w:t>
+      </w:r>
+      <w:r>
+        <w:t xml:space="preserve"> murni dataset uji.</w:t>
+      </w:r>
+    </w:p>
+    <w:p>
+      <w:r>
+        <w:t xml:space="preserve">2. </w:t>
+      </w:r>
+      <w:r>
+        <w:rPr>
+          <w:b/>
+        </w:rPr>
+        <w:t>Uji Berkesinambungan (103 observasi):</w:t>
+      </w:r>
+      <w:r>
+        <w:t xml:space="preserve"> Menggunakan data penutupan terakhir dari data latih sebagai </w:t>
+      </w:r>
+      <w:r>
+        <w:rPr>
+          <w:i/>
+        </w:rPr>
+        <w:t>lag history</w:t>
+      </w:r>
+      <w:r>
+        <w:t xml:space="preserve"> awal bagi data uji, menghasilkan kesinambungan temporal yang realistis.</w:t>
+      </w:r>
+    </w:p>
+    <w:p>
+      <w:r>
+        <w:t xml:space="preserve">Akurasi dievaluasi menggunakan </w:t>
+      </w:r>
+      <w:r>
+        <w:rPr>
+          <w:i/>
+        </w:rPr>
+        <w:t>Root Mean Square Error</w:t>
+      </w:r>
+      <w:r>
+        <w:t xml:space="preserve"> (RMSE):</w:t>
+      </w:r>
+    </w:p>
+    <w:p>
+      <w:r>
+        <w:t>$$</w:t>
+      </w:r>
+    </w:p>
+    <w:p>
+      <w:r>
+        <w:t>\text{RMSE} = \sqrt{\frac{1}{N_{\text{eval}}} \sum_{t=1}^{N_{\text{eval}}} (R_t - \hat{R}_t)^2}</w:t>
+      </w:r>
+    </w:p>
+    <w:p>
+      <w:r>
+        <w:t>$$</w:t>
+      </w:r>
+    </w:p>
+    <w:p>
+      <w:pPr>
+        <w:spacing w:before="160" w:after="80"/>
+      </w:pPr>
+      <w:r>
+        <w:rPr>
+          <w:b/>
+          <w:sz w:val="22"/>
+        </w:rPr>
+        <w:t>Tabel 2.3: Evaluasi Akurasi Prediksi Model SETAR</w:t>
       </w:r>
     </w:p>
     <w:tbl>
@@ -9370,790 +11314,6 @@
                 <w:b/>
                 <w:sz w:val="19"/>
               </w:rPr>
-              <w:t>Dimensi Evaluasi</w:t>
-            </w:r>
-          </w:p>
-        </w:tc>
-        <w:tc>
-          <w:tcPr>
-            <w:tcW w:type="dxa" w:w="2257"/>
-            <w:shd w:fill="EAECEE"/>
-          </w:tcPr>
-          <w:p>
-            <w:pPr>
-              <w:spacing w:after="40" w:before="40"/>
-            </w:pPr>
-            <w:r>
-              <w:rPr>
-                <w:b/>
-                <w:sz w:val="19"/>
-              </w:rPr>
-              <w:t>Persamaan Normal (A^T A \vec{x} = A^T \vec{b})</w:t>
-            </w:r>
-          </w:p>
-        </w:tc>
-        <w:tc>
-          <w:tcPr>
-            <w:tcW w:type="dxa" w:w="2257"/>
-            <w:shd w:fill="EAECEE"/>
-          </w:tcPr>
-          <w:p>
-            <w:pPr>
-              <w:spacing w:after="40" w:before="40"/>
-            </w:pPr>
-            <w:r>
-              <w:rPr>
-                <w:b/>
-                <w:sz w:val="19"/>
-              </w:rPr>
-              <w:t>Householder QR (A = QR)</w:t>
-            </w:r>
-          </w:p>
-        </w:tc>
-        <w:tc>
-          <w:tcPr>
-            <w:tcW w:type="dxa" w:w="2257"/>
-            <w:shd w:fill="EAECEE"/>
-          </w:tcPr>
-          <w:p>
-            <w:pPr>
-              <w:spacing w:after="40" w:before="40"/>
-            </w:pPr>
-            <w:r>
-              <w:rPr>
-                <w:b/>
-                <w:sz w:val="19"/>
-              </w:rPr>
-              <w:t>Givens Rotations QR</w:t>
-            </w:r>
-          </w:p>
-        </w:tc>
-      </w:tr>
-      <w:tr>
-        <w:tc>
-          <w:tcPr>
-            <w:tcW w:type="dxa" w:w="2257"/>
-          </w:tcPr>
-          <w:p>
-            <w:pPr>
-              <w:spacing w:after="40" w:before="40"/>
-            </w:pPr>
-            <w:r>
-              <w:rPr>
-                <w:sz w:val="18"/>
-              </w:rPr>
-              <w:t>Kompleksitas Teoretis FLOPs</w:t>
-            </w:r>
-          </w:p>
-        </w:tc>
-        <w:tc>
-          <w:tcPr>
-            <w:tcW w:type="dxa" w:w="2257"/>
-          </w:tcPr>
-          <w:p>
-            <w:pPr>
-              <w:spacing w:after="40" w:before="40"/>
-            </w:pPr>
-            <w:r>
-              <w:rPr>
-                <w:sz w:val="18"/>
-              </w:rPr>
-              <w:t>$\approx mn^2 + \frac{1}{3}n^3 \approx 10,872$</w:t>
-            </w:r>
-          </w:p>
-        </w:tc>
-        <w:tc>
-          <w:tcPr>
-            <w:tcW w:type="dxa" w:w="2257"/>
-          </w:tcPr>
-          <w:p>
-            <w:pPr>
-              <w:spacing w:after="40" w:before="40"/>
-            </w:pPr>
-            <w:r>
-              <w:rPr>
-                <w:sz w:val="18"/>
-              </w:rPr>
-              <w:t>$\approx 2mn^2 - \frac{2}{3}n^3 \approx 21,456$</w:t>
-            </w:r>
-          </w:p>
-        </w:tc>
-        <w:tc>
-          <w:tcPr>
-            <w:tcW w:type="dxa" w:w="2257"/>
-          </w:tcPr>
-          <w:p>
-            <w:pPr>
-              <w:spacing w:after="40" w:before="40"/>
-            </w:pPr>
-            <w:r>
-              <w:rPr>
-                <w:sz w:val="18"/>
-              </w:rPr>
-              <w:t>$\approx 3mn^2 - n^3 \approx 32,184$</w:t>
-            </w:r>
-          </w:p>
-        </w:tc>
-      </w:tr>
-      <w:tr>
-        <w:tc>
-          <w:tcPr>
-            <w:tcW w:type="dxa" w:w="2257"/>
-            <w:shd w:fill="F8F9FA"/>
-          </w:tcPr>
-          <w:p>
-            <w:pPr>
-              <w:spacing w:after="40" w:before="40"/>
-            </w:pPr>
-            <w:r>
-              <w:rPr>
-                <w:sz w:val="18"/>
-              </w:rPr>
-              <w:t>Rasio Efisiensi Komputasi</w:t>
-            </w:r>
-          </w:p>
-        </w:tc>
-        <w:tc>
-          <w:tcPr>
-            <w:tcW w:type="dxa" w:w="2257"/>
-            <w:shd w:fill="F8F9FA"/>
-          </w:tcPr>
-          <w:p>
-            <w:pPr>
-              <w:spacing w:after="40" w:before="40"/>
-            </w:pPr>
-            <w:r>
-              <w:rPr>
-                <w:sz w:val="18"/>
-              </w:rPr>
-              <w:t>$1.00\times$ (Paling Sedikit FLOPs)</w:t>
-            </w:r>
-          </w:p>
-        </w:tc>
-        <w:tc>
-          <w:tcPr>
-            <w:tcW w:type="dxa" w:w="2257"/>
-            <w:shd w:fill="F8F9FA"/>
-          </w:tcPr>
-          <w:p>
-            <w:pPr>
-              <w:spacing w:after="40" w:before="40"/>
-            </w:pPr>
-            <w:r>
-              <w:rPr>
-                <w:sz w:val="18"/>
-              </w:rPr>
-              <w:t>$1.97\times$ FLOPs</w:t>
-            </w:r>
-          </w:p>
-        </w:tc>
-        <w:tc>
-          <w:tcPr>
-            <w:tcW w:type="dxa" w:w="2257"/>
-            <w:shd w:fill="F8F9FA"/>
-          </w:tcPr>
-          <w:p>
-            <w:pPr>
-              <w:spacing w:after="40" w:before="40"/>
-            </w:pPr>
-            <w:r>
-              <w:rPr>
-                <w:sz w:val="18"/>
-              </w:rPr>
-              <w:t>$2.96\times$ FLOPs</w:t>
-            </w:r>
-          </w:p>
-        </w:tc>
-      </w:tr>
-      <w:tr>
-        <w:tc>
-          <w:tcPr>
-            <w:tcW w:type="dxa" w:w="2257"/>
-          </w:tcPr>
-          <w:p>
-            <w:pPr>
-              <w:spacing w:after="40" w:before="40"/>
-            </w:pPr>
-            <w:r>
-              <w:rPr>
-                <w:sz w:val="18"/>
-              </w:rPr>
-              <w:t>Kebutuhan Memori Matriks</w:t>
-            </w:r>
-          </w:p>
-        </w:tc>
-        <w:tc>
-          <w:tcPr>
-            <w:tcW w:type="dxa" w:w="2257"/>
-          </w:tcPr>
-          <w:p>
-            <w:pPr>
-              <w:spacing w:after="40" w:before="40"/>
-            </w:pPr>
-            <w:r>
-              <w:rPr>
-                <w:sz w:val="18"/>
-              </w:rPr>
-              <w:t>$O(n^2)$ ($6 \times 6 = 36$ entri)</w:t>
-            </w:r>
-          </w:p>
-        </w:tc>
-        <w:tc>
-          <w:tcPr>
-            <w:tcW w:type="dxa" w:w="2257"/>
-          </w:tcPr>
-          <w:p>
-            <w:pPr>
-              <w:spacing w:after="40" w:before="40"/>
-            </w:pPr>
-            <w:r>
-              <w:rPr>
-                <w:sz w:val="18"/>
-              </w:rPr>
-              <w:t>$O(mn)$ (Penyimpanan vektor $\vec{v}$)</w:t>
-            </w:r>
-          </w:p>
-        </w:tc>
-        <w:tc>
-          <w:tcPr>
-            <w:tcW w:type="dxa" w:w="2257"/>
-          </w:tcPr>
-          <w:p>
-            <w:pPr>
-              <w:spacing w:after="40" w:before="40"/>
-            </w:pPr>
-            <w:r>
-              <w:rPr>
-                <w:sz w:val="18"/>
-              </w:rPr>
-              <w:t>$O(mn)$</w:t>
-            </w:r>
-          </w:p>
-        </w:tc>
-      </w:tr>
-      <w:tr>
-        <w:tc>
-          <w:tcPr>
-            <w:tcW w:type="dxa" w:w="2257"/>
-            <w:shd w:fill="F8F9FA"/>
-          </w:tcPr>
-          <w:p>
-            <w:pPr>
-              <w:spacing w:after="40" w:before="40"/>
-            </w:pPr>
-            <w:r>
-              <w:rPr>
-                <w:sz w:val="18"/>
-              </w:rPr>
-              <w:t>Bilangan Kondisi Efektif</w:t>
-            </w:r>
-          </w:p>
-        </w:tc>
-        <w:tc>
-          <w:tcPr>
-            <w:tcW w:type="dxa" w:w="2257"/>
-            <w:shd w:fill="F8F9FA"/>
-          </w:tcPr>
-          <w:p>
-            <w:pPr>
-              <w:spacing w:after="40" w:before="40"/>
-            </w:pPr>
-            <w:r>
-              <w:rPr>
-                <w:sz w:val="18"/>
-              </w:rPr>
-              <w:t>$\kappa_2(A^T A) = \mathbf{37,096.84}$</w:t>
-            </w:r>
-          </w:p>
-        </w:tc>
-        <w:tc>
-          <w:tcPr>
-            <w:tcW w:type="dxa" w:w="2257"/>
-            <w:shd w:fill="F8F9FA"/>
-          </w:tcPr>
-          <w:p>
-            <w:pPr>
-              <w:spacing w:after="40" w:before="40"/>
-            </w:pPr>
-            <w:r>
-              <w:rPr>
-                <w:sz w:val="18"/>
-              </w:rPr>
-              <w:t>$\kappa_2(R) = \kappa_2(A) = \mathbf{192.61}$</w:t>
-            </w:r>
-          </w:p>
-        </w:tc>
-        <w:tc>
-          <w:tcPr>
-            <w:tcW w:type="dxa" w:w="2257"/>
-            <w:shd w:fill="F8F9FA"/>
-          </w:tcPr>
-          <w:p>
-            <w:pPr>
-              <w:spacing w:after="40" w:before="40"/>
-            </w:pPr>
-            <w:r>
-              <w:rPr>
-                <w:sz w:val="18"/>
-              </w:rPr>
-              <w:t>$\kappa_2(R) = \kappa_2(A) = \mathbf{192.61}$</w:t>
-            </w:r>
-          </w:p>
-        </w:tc>
-      </w:tr>
-      <w:tr>
-        <w:tc>
-          <w:tcPr>
-            <w:tcW w:type="dxa" w:w="2257"/>
-          </w:tcPr>
-          <w:p>
-            <w:pPr>
-              <w:spacing w:after="40" w:before="40"/>
-            </w:pPr>
-            <w:r>
-              <w:rPr>
-                <w:sz w:val="18"/>
-              </w:rPr>
-              <w:t>Kestabilan Numerik</w:t>
-            </w:r>
-          </w:p>
-        </w:tc>
-        <w:tc>
-          <w:tcPr>
-            <w:tcW w:type="dxa" w:w="2257"/>
-          </w:tcPr>
-          <w:p>
-            <w:pPr>
-              <w:spacing w:after="40" w:before="40"/>
-            </w:pPr>
-            <w:r>
-              <w:rPr>
-                <w:sz w:val="18"/>
-              </w:rPr>
-              <w:t>Rentan Degradasi Presisi</w:t>
-            </w:r>
-          </w:p>
-        </w:tc>
-        <w:tc>
-          <w:tcPr>
-            <w:tcW w:type="dxa" w:w="2257"/>
-          </w:tcPr>
-          <w:p>
-            <w:pPr>
-              <w:spacing w:after="40" w:before="40"/>
-            </w:pPr>
-            <w:r>
-              <w:rPr>
-                <w:sz w:val="18"/>
-              </w:rPr>
-              <w:t>Sangat Stabil (Unconditionally Stable)</w:t>
-            </w:r>
-          </w:p>
-        </w:tc>
-        <w:tc>
-          <w:tcPr>
-            <w:tcW w:type="dxa" w:w="2257"/>
-          </w:tcPr>
-          <w:p>
-            <w:pPr>
-              <w:spacing w:after="40" w:before="40"/>
-            </w:pPr>
-            <w:r>
-              <w:rPr>
-                <w:sz w:val="18"/>
-              </w:rPr>
-              <w:t>Sangat Stabil</w:t>
-            </w:r>
-          </w:p>
-        </w:tc>
-      </w:tr>
-      <w:tr>
-        <w:tc>
-          <w:tcPr>
-            <w:tcW w:type="dxa" w:w="2257"/>
-            <w:shd w:fill="F8F9FA"/>
-          </w:tcPr>
-          <w:p>
-            <w:pPr>
-              <w:spacing w:after="40" w:before="40"/>
-            </w:pPr>
-            <w:r>
-              <w:rPr>
-                <w:sz w:val="18"/>
-              </w:rPr>
-              <w:t>Norm Residual $\</w:t>
-            </w:r>
-          </w:p>
-        </w:tc>
-        <w:tc>
-          <w:tcPr>
-            <w:tcW w:type="dxa" w:w="2257"/>
-            <w:shd w:fill="F8F9FA"/>
-          </w:tcPr>
-          <w:p>
-            <w:pPr>
-              <w:spacing w:after="40" w:before="40"/>
-            </w:pPr>
-            <w:r>
-              <w:rPr>
-                <w:sz w:val="18"/>
-              </w:rPr>
-              <w:t>A\vec{x}_{LS} - \vec{b}\</w:t>
-            </w:r>
-          </w:p>
-        </w:tc>
-        <w:tc>
-          <w:tcPr>
-            <w:tcW w:type="dxa" w:w="2257"/>
-            <w:shd w:fill="F8F9FA"/>
-          </w:tcPr>
-          <w:p>
-            <w:pPr>
-              <w:spacing w:after="40" w:before="40"/>
-            </w:pPr>
-            <w:r>
-              <w:rPr>
-                <w:sz w:val="18"/>
-              </w:rPr>
-              <w:t>_2$</w:t>
-            </w:r>
-          </w:p>
-        </w:tc>
-        <w:tc>
-          <w:tcPr>
-            <w:tcW w:type="dxa" w:w="2257"/>
-            <w:shd w:fill="F8F9FA"/>
-          </w:tcPr>
-          <w:p>
-            <w:pPr>
-              <w:spacing w:after="40" w:before="40"/>
-            </w:pPr>
-            <w:r>
-              <w:rPr>
-                <w:sz w:val="18"/>
-              </w:rPr>
-              <w:t>$0.15297705$</w:t>
-            </w:r>
-          </w:p>
-        </w:tc>
-      </w:tr>
-      <w:tr>
-        <w:tc>
-          <w:tcPr>
-            <w:tcW w:type="dxa" w:w="2257"/>
-          </w:tcPr>
-          <w:p>
-            <w:pPr>
-              <w:spacing w:after="40" w:before="40"/>
-            </w:pPr>
-            <w:r>
-              <w:rPr>
-                <w:sz w:val="18"/>
-              </w:rPr>
-              <w:t>Perbedaan Solusi terhadap QR</w:t>
-            </w:r>
-          </w:p>
-        </w:tc>
-        <w:tc>
-          <w:tcPr>
-            <w:tcW w:type="dxa" w:w="2257"/>
-          </w:tcPr>
-          <w:p>
-            <w:pPr>
-              <w:spacing w:after="40" w:before="40"/>
-            </w:pPr>
-            <w:r>
-              <w:rPr>
-                <w:sz w:val="18"/>
-              </w:rPr>
-              <w:t>$1.65 \times 10^{-16}$</w:t>
-            </w:r>
-          </w:p>
-        </w:tc>
-        <w:tc>
-          <w:tcPr>
-            <w:tcW w:type="dxa" w:w="2257"/>
-          </w:tcPr>
-          <w:p>
-            <w:pPr>
-              <w:spacing w:after="40" w:before="40"/>
-            </w:pPr>
-            <w:r>
-              <w:rPr>
-                <w:sz w:val="18"/>
-              </w:rPr>
-              <w:t>Acuan ($0.00$)</w:t>
-            </w:r>
-          </w:p>
-        </w:tc>
-        <w:tc>
-          <w:tcPr>
-            <w:tcW w:type="dxa" w:w="2257"/>
-          </w:tcPr>
-          <w:p>
-            <w:pPr>
-              <w:spacing w:after="40" w:before="40"/>
-            </w:pPr>
-            <w:r>
-              <w:rPr>
-                <w:sz w:val="18"/>
-              </w:rPr>
-              <w:t>$4.22 \times 10^{-9}$</w:t>
-            </w:r>
-          </w:p>
-        </w:tc>
-      </w:tr>
-    </w:tbl>
-    <w:p/>
-    <w:p>
-      <w:r>
-        <w:t xml:space="preserve">Meskipun Persamaan Normal memiliki jumlah FLOPs paling sedikit, </w:t>
-      </w:r>
-      <w:r>
-        <w:rPr>
-          <w:b/>
-        </w:rPr>
-        <w:t>faktorisasi Householder QR terbukti jauh lebih unggul secara numerik</w:t>
-      </w:r>
-      <w:r>
-        <w:t xml:space="preserve"> karena mempertahankan bilangan kondisi matriks $\kappa_2(R) = 192.61$ tanpa pengkuadratan, menjamin bahwa galat komputasi tidak teramplifikasi selama proses substitusi mundur.</w:t>
-      </w:r>
-    </w:p>
-    <w:p>
-      <w:pPr>
-        <w:spacing w:before="160" w:after="80"/>
-      </w:pPr>
-      <w:r>
-        <w:rPr>
-          <w:b/>
-          <w:sz w:val="22"/>
-        </w:rPr>
-        <w:t>6.2 Analisis Pengaruh Outlier Ekstrem (Guncangan Pasar / Flash Crash)</w:t>
-      </w:r>
-    </w:p>
-    <w:p>
-      <w:r>
-        <w:t xml:space="preserve">Dalam pemodelan deret waktu finansial, fenomena </w:t>
-      </w:r>
-      <w:r>
-        <w:rPr>
-          <w:i/>
-        </w:rPr>
-        <w:t>black swan</w:t>
-      </w:r>
-      <w:r>
-        <w:t xml:space="preserve"> atau kepanikan pasar dapat memicu pergerakan return ekstrem yang berjarak 4 hingga 6 standar deviasi dari rata-rata (misalnya return harian anjlok $-10\%$).</w:t>
-      </w:r>
-    </w:p>
-    <w:p>
-      <w:r>
-        <w:t>Fungsi objektif kuadrat terkecil meminimalkan jumlahan kuadrat residual:</w:t>
-      </w:r>
-    </w:p>
-    <w:p>
-      <w:r>
-        <w:t>$$S(\vec{x}) = \sum_{t=1}^m \varepsilon_t^2 = \sum_{t=1}^m (R_t - \hat{R}_t)^2$$</w:t>
-      </w:r>
-    </w:p>
-    <w:p>
-      <w:r>
-        <w:t>Penalti kuadratik ini memperlakukan titik amatan secara asimetris:</w:t>
-      </w:r>
-    </w:p>
-    <w:p>
-      <w:pPr>
-        <w:pStyle w:val="ListBullet"/>
-        <w:spacing w:after="60"/>
-      </w:pPr>
-    </w:p>
-    <w:p>
-      <w:r>
-        <w:t>Hari biasa dengan galat $\varepsilon = 0.002$ ($0.2\%$) memberikan kontribusi penalti $(0.002)^2 = 0.000004$.</w:t>
-      </w:r>
-    </w:p>
-    <w:p>
-      <w:pPr>
-        <w:pStyle w:val="ListBullet"/>
-        <w:spacing w:after="60"/>
-      </w:pPr>
-    </w:p>
-    <w:p>
-      <w:r>
-        <w:t>Hari krisis dengan galat $\varepsilon = 0.080$ ($8.0\%$) memberikan kontribusi penalti $(0.080)^2 = 0.006400$.</w:t>
-      </w:r>
-    </w:p>
-    <w:p>
-      <w:pPr>
-        <w:pStyle w:val="ListBullet"/>
-        <w:spacing w:after="60"/>
-      </w:pPr>
-    </w:p>
-    <w:p>
-      <w:r>
-        <w:t xml:space="preserve">Rasio penalti satu hari krisis bernilai </w:t>
-      </w:r>
-      <w:r>
-        <w:rPr>
-          <w:b/>
-        </w:rPr>
-        <w:t>$1,600$ kali lebih besar</w:t>
-      </w:r>
-      <w:r>
-        <w:t xml:space="preserve"> daripada hari normal.</w:t>
-      </w:r>
-    </w:p>
-    <w:p>
-      <w:r>
-        <w:t>Akibatnya, satu titik pencilan ekstrem (</w:t>
-      </w:r>
-      <w:r>
-        <w:rPr>
-          <w:i/>
-        </w:rPr>
-        <w:t>high leverage outlier</w:t>
-      </w:r>
-      <w:r>
-        <w:t>) akan mendistorsi estimasi koefisien kuadrat terkecil secara masif, menarik garis regresi ke arah dirinya sendiri (</w:t>
-      </w:r>
-      <w:r>
-        <w:rPr>
-          <w:i/>
-        </w:rPr>
-        <w:t>pulling effect</w:t>
-      </w:r>
-      <w:r>
-        <w:t>). Hal ini menyebabkan model SETAR berisiko mengalami pergeseran bias intercept ($\alpha$) dan mengestimasi respons autoregresif yang terlalu agresif pada hari-hari biasa.</w:t>
-      </w:r>
-    </w:p>
-    <w:p>
-      <w:pPr>
-        <w:pStyle w:val="Heading3"/>
-        <w:spacing w:before="200" w:after="80"/>
-      </w:pPr>
-      <w:r>
-        <w:t>7. Evaluasi Out-of-Sample pada Dataset Pengujian</w:t>
-      </w:r>
-    </w:p>
-    <w:p>
-      <w:r>
-        <w:t xml:space="preserve">Vektor parameter $\vec{x}_{LS}$ yang diperoleh dari data latih diuji pada berkas data uji </w:t>
-      </w:r>
-      <w:r>
-        <w:rPr>
-          <w:rFonts w:ascii="Courier New" w:hAnsi="Courier New"/>
-          <w:sz w:val="20"/>
-        </w:rPr>
-        <w:t>stock_test.csv</w:t>
-      </w:r>
-      <w:r>
-        <w:t xml:space="preserve"> (103 observasi harga $\to$ 102 data return). Kami menerapkan dua skenario evaluasi:</w:t>
-      </w:r>
-    </w:p>
-    <w:p>
-      <w:r>
-        <w:t xml:space="preserve">1. </w:t>
-      </w:r>
-      <w:r>
-        <w:rPr>
-          <w:b/>
-        </w:rPr>
-        <w:t>Uji Independen (100 observasi):</w:t>
-      </w:r>
-      <w:r>
-        <w:t xml:space="preserve"> Mengabaikan 2 observasi pertama data uji sebagai </w:t>
-      </w:r>
-      <w:r>
-        <w:rPr>
-          <w:i/>
-        </w:rPr>
-        <w:t>initial lag</w:t>
-      </w:r>
-      <w:r>
-        <w:t xml:space="preserve"> murni dataset uji.</w:t>
-      </w:r>
-    </w:p>
-    <w:p>
-      <w:r>
-        <w:t xml:space="preserve">2. </w:t>
-      </w:r>
-      <w:r>
-        <w:rPr>
-          <w:b/>
-        </w:rPr>
-        <w:t>Uji Berkesinambungan (103 observasi):</w:t>
-      </w:r>
-      <w:r>
-        <w:t xml:space="preserve"> Menggunakan data penutupan terakhir dari data latih sebagai </w:t>
-      </w:r>
-      <w:r>
-        <w:rPr>
-          <w:i/>
-        </w:rPr>
-        <w:t>lag history</w:t>
-      </w:r>
-      <w:r>
-        <w:t xml:space="preserve"> awal bagi data uji, menghasilkan kesinambungan temporal yang realistis.</w:t>
-      </w:r>
-    </w:p>
-    <w:p>
-      <w:r>
-        <w:t xml:space="preserve">Akurasi dievaluasi menggunakan </w:t>
-      </w:r>
-      <w:r>
-        <w:rPr>
-          <w:i/>
-        </w:rPr>
-        <w:t>Root Mean Square Error</w:t>
-      </w:r>
-      <w:r>
-        <w:t xml:space="preserve"> (RMSE):</w:t>
-      </w:r>
-    </w:p>
-    <w:p>
-      <w:r>
-        <w:t>$$\text{RMSE} = \sqrt{\frac{1}{N_{\text{eval}}} \sum_{t=1}^{N_{\text{eval}}} (R_t - \hat{R}_t)^2}$$</w:t>
-      </w:r>
-    </w:p>
-    <w:p>
-      <w:pPr>
-        <w:spacing w:before="160" w:after="80"/>
-      </w:pPr>
-      <w:r>
-        <w:rPr>
-          <w:b/>
-          <w:sz w:val="22"/>
-        </w:rPr>
-        <w:t>Tabel 2.3: Evaluasi Akurasi Prediksi Model SETAR</w:t>
-      </w:r>
-    </w:p>
-    <w:tbl>
-      <w:tblPr>
-        <w:tblStyle w:val="TableGrid"/>
-        <w:tblW w:type="auto" w:w="0"/>
-        <w:jc w:val="center"/>
-        <w:tblLook w:firstColumn="1" w:firstRow="1" w:lastColumn="0" w:lastRow="0" w:noHBand="0" w:noVBand="1" w:val="04A0"/>
-      </w:tblPr>
-      <w:tblGrid>
-        <w:gridCol w:w="2257"/>
-        <w:gridCol w:w="2257"/>
-        <w:gridCol w:w="2257"/>
-        <w:gridCol w:w="2257"/>
-      </w:tblGrid>
-      <w:tr>
-        <w:tc>
-          <w:tcPr>
-            <w:tcW w:type="dxa" w:w="2257"/>
-            <w:shd w:fill="EAECEE"/>
-          </w:tcPr>
-          <w:p>
-            <w:pPr>
-              <w:spacing w:after="40" w:before="40"/>
-            </w:pPr>
-            <w:r>
-              <w:rPr>
-                <w:b/>
-                <w:sz w:val="19"/>
-              </w:rPr>
               <w:t>Subset Data</w:t>
             </w:r>
           </w:p>
@@ -10459,7 +11619,12 @@
     </w:p>
     <w:p>
       <w:r>
-        <w:t>$$\hat{R}_t = \begin{cases}</w:t>
+        <w:t>$$</w:t>
+      </w:r>
+    </w:p>
+    <w:p>
+      <w:r>
+        <w:t>\hat{R}_t = \begin{cases}</w:t>
       </w:r>
     </w:p>
     <w:p>
@@ -10474,7 +11639,12 @@
     </w:p>
     <w:p>
       <w:r>
-        <w:t>\end{cases}$$</w:t>
+        <w:t>\end{cases}</w:t>
+      </w:r>
+    </w:p>
+    <w:p>
+      <w:r>
+        <w:t>$$</w:t>
       </w:r>
     </w:p>
     <w:p>
